--- a/PractFile.docx
+++ b/PractFile.docx
@@ -55,19 +55,11 @@
       </w:r>
     </w:p>
     <w:p>
-      <w:pPr>
-        <w:rPr>
-          <w:sz w:val="40"/>
-          <w:szCs w:val="40"/>
-        </w:rPr>
-      </w:pPr>
-    </w:p>
-    <w:p>
       <w:r>
         <w:drawing>
-          <wp:inline distT="0" distB="0" distL="0" distR="0" wp14:anchorId="1A3E2BEA" wp14:editId="5E275EC3">
-            <wp:extent cx="5220429" cy="3467584"/>
-            <wp:effectExtent l="0" t="0" r="0" b="0"/>
+          <wp:inline distT="0" distB="0" distL="0" distR="0" wp14:anchorId="1A3E2BEA" wp14:editId="5AC4CA96">
+            <wp:extent cx="5439477" cy="3771900"/>
+            <wp:effectExtent l="0" t="0" r="8890" b="0"/>
             <wp:docPr id="1" name="Picture 1"/>
             <wp:cNvGraphicFramePr>
               <a:graphicFrameLocks xmlns:a="http://schemas.openxmlformats.org/drawingml/2006/main" noChangeAspect="1"/>
@@ -88,7 +80,7 @@
                   <pic:spPr>
                     <a:xfrm>
                       <a:off x="0" y="0"/>
-                      <a:ext cx="5220429" cy="3467584"/>
+                      <a:ext cx="5441625" cy="3773390"/>
                     </a:xfrm>
                     <a:prstGeom prst="rect">
                       <a:avLst/>
@@ -142,9 +134,9 @@
           <w:szCs w:val="36"/>
         </w:rPr>
         <w:drawing>
-          <wp:inline distT="0" distB="0" distL="0" distR="0" wp14:anchorId="400CBFA3" wp14:editId="442096A6">
-            <wp:extent cx="5477639" cy="2638793"/>
-            <wp:effectExtent l="0" t="0" r="8890" b="9525"/>
+          <wp:inline distT="0" distB="0" distL="0" distR="0" wp14:anchorId="400CBFA3" wp14:editId="18E48984">
+            <wp:extent cx="5536191" cy="2667000"/>
+            <wp:effectExtent l="0" t="0" r="7620" b="0"/>
             <wp:docPr id="2" name="Picture 2"/>
             <wp:cNvGraphicFramePr>
               <a:graphicFrameLocks xmlns:a="http://schemas.openxmlformats.org/drawingml/2006/main" noChangeAspect="1"/>
@@ -165,7 +157,7 @@
                   <pic:spPr>
                     <a:xfrm>
                       <a:off x="0" y="0"/>
-                      <a:ext cx="5477639" cy="2638793"/>
+                      <a:ext cx="5542193" cy="2669892"/>
                     </a:xfrm>
                     <a:prstGeom prst="rect">
                       <a:avLst/>
@@ -178,10 +170,3827 @@
         </w:drawing>
       </w:r>
     </w:p>
-    <w:p/>
+    <w:p>
+      <w:pPr>
+        <w:rPr>
+          <w:b/>
+          <w:sz w:val="32"/>
+          <w:szCs w:val="32"/>
+        </w:rPr>
+      </w:pPr>
+      <w:r>
+        <w:rPr>
+          <w:b/>
+          <w:sz w:val="32"/>
+          <w:szCs w:val="32"/>
+        </w:rPr>
+        <w:lastRenderedPageBreak/>
+        <w:t>2)Encoding</w:t>
+      </w:r>
+    </w:p>
+    <w:p>
+      <w:pPr>
+        <w:rPr>
+          <w:b/>
+          <w:sz w:val="32"/>
+          <w:szCs w:val="32"/>
+        </w:rPr>
+      </w:pPr>
+      <w:r>
+        <w:rPr>
+          <w:b/>
+          <w:sz w:val="32"/>
+          <w:szCs w:val="32"/>
+        </w:rPr>
+        <w:drawing>
+          <wp:inline distT="0" distB="0" distL="0" distR="0" wp14:anchorId="182915BB" wp14:editId="35A83728">
+            <wp:extent cx="4652885" cy="3390900"/>
+            <wp:effectExtent l="0" t="0" r="0" b="0"/>
+            <wp:docPr id="3" name="Picture 3"/>
+            <wp:cNvGraphicFramePr>
+              <a:graphicFrameLocks xmlns:a="http://schemas.openxmlformats.org/drawingml/2006/main" noChangeAspect="1"/>
+            </wp:cNvGraphicFramePr>
+            <a:graphic xmlns:a="http://schemas.openxmlformats.org/drawingml/2006/main">
+              <a:graphicData uri="http://schemas.openxmlformats.org/drawingml/2006/picture">
+                <pic:pic xmlns:pic="http://schemas.openxmlformats.org/drawingml/2006/picture">
+                  <pic:nvPicPr>
+                    <pic:cNvPr id="1" name=""/>
+                    <pic:cNvPicPr/>
+                  </pic:nvPicPr>
+                  <pic:blipFill>
+                    <a:blip r:embed="rId6"/>
+                    <a:stretch>
+                      <a:fillRect/>
+                    </a:stretch>
+                  </pic:blipFill>
+                  <pic:spPr>
+                    <a:xfrm>
+                      <a:off x="0" y="0"/>
+                      <a:ext cx="4663012" cy="3398280"/>
+                    </a:xfrm>
+                    <a:prstGeom prst="rect">
+                      <a:avLst/>
+                    </a:prstGeom>
+                  </pic:spPr>
+                </pic:pic>
+              </a:graphicData>
+            </a:graphic>
+          </wp:inline>
+        </w:drawing>
+      </w:r>
+    </w:p>
+    <w:p>
+      <w:pPr>
+        <w:rPr>
+          <w:b/>
+          <w:sz w:val="32"/>
+          <w:szCs w:val="32"/>
+        </w:rPr>
+      </w:pPr>
+    </w:p>
+    <w:p>
+      <w:pPr>
+        <w:rPr>
+          <w:b/>
+          <w:sz w:val="32"/>
+          <w:szCs w:val="32"/>
+        </w:rPr>
+      </w:pPr>
+      <w:r>
+        <w:rPr>
+          <w:b/>
+          <w:sz w:val="32"/>
+          <w:szCs w:val="32"/>
+        </w:rPr>
+        <w:t>3)Decoding</w:t>
+      </w:r>
+    </w:p>
+    <w:p>
+      <w:pPr>
+        <w:rPr>
+          <w:b/>
+          <w:sz w:val="32"/>
+          <w:szCs w:val="32"/>
+        </w:rPr>
+      </w:pPr>
+      <w:r>
+        <w:rPr>
+          <w:b/>
+          <w:sz w:val="32"/>
+          <w:szCs w:val="32"/>
+        </w:rPr>
+        <w:drawing>
+          <wp:inline distT="0" distB="0" distL="0" distR="0" wp14:anchorId="4DFD968E" wp14:editId="2A9DE8DD">
+            <wp:extent cx="4943475" cy="3579356"/>
+            <wp:effectExtent l="0" t="0" r="0" b="2540"/>
+            <wp:docPr id="4" name="Picture 4"/>
+            <wp:cNvGraphicFramePr>
+              <a:graphicFrameLocks xmlns:a="http://schemas.openxmlformats.org/drawingml/2006/main" noChangeAspect="1"/>
+            </wp:cNvGraphicFramePr>
+            <a:graphic xmlns:a="http://schemas.openxmlformats.org/drawingml/2006/main">
+              <a:graphicData uri="http://schemas.openxmlformats.org/drawingml/2006/picture">
+                <pic:pic xmlns:pic="http://schemas.openxmlformats.org/drawingml/2006/picture">
+                  <pic:nvPicPr>
+                    <pic:cNvPr id="1" name=""/>
+                    <pic:cNvPicPr/>
+                  </pic:nvPicPr>
+                  <pic:blipFill>
+                    <a:blip r:embed="rId7"/>
+                    <a:stretch>
+                      <a:fillRect/>
+                    </a:stretch>
+                  </pic:blipFill>
+                  <pic:spPr>
+                    <a:xfrm>
+                      <a:off x="0" y="0"/>
+                      <a:ext cx="4958100" cy="3589945"/>
+                    </a:xfrm>
+                    <a:prstGeom prst="rect">
+                      <a:avLst/>
+                    </a:prstGeom>
+                  </pic:spPr>
+                </pic:pic>
+              </a:graphicData>
+            </a:graphic>
+          </wp:inline>
+        </w:drawing>
+      </w:r>
+    </w:p>
+    <w:p>
+      <w:pPr>
+        <w:rPr>
+          <w:b/>
+          <w:sz w:val="32"/>
+          <w:szCs w:val="32"/>
+        </w:rPr>
+      </w:pPr>
+      <w:r>
+        <w:rPr>
+          <w:b/>
+          <w:sz w:val="32"/>
+          <w:szCs w:val="32"/>
+        </w:rPr>
+        <w:lastRenderedPageBreak/>
+        <w:t>4)</w:t>
+      </w:r>
+      <w:r>
+        <w:rPr>
+          <w:b/>
+          <w:sz w:val="32"/>
+          <w:szCs w:val="32"/>
+        </w:rPr>
+        <w:t>Method Over</w:t>
+      </w:r>
+      <w:r>
+        <w:rPr>
+          <w:b/>
+          <w:sz w:val="32"/>
+          <w:szCs w:val="32"/>
+        </w:rPr>
+        <w:t>riding</w:t>
+      </w:r>
+    </w:p>
+    <w:p>
+      <w:pPr>
+        <w:rPr>
+          <w:b/>
+          <w:sz w:val="32"/>
+          <w:szCs w:val="32"/>
+        </w:rPr>
+      </w:pPr>
+    </w:p>
+    <w:p>
+      <w:pPr>
+        <w:spacing w:line="240" w:lineRule="auto"/>
+      </w:pPr>
+      <w:r>
+        <w:t xml:space="preserve">class base </w:t>
+      </w:r>
+    </w:p>
+    <w:p>
+      <w:pPr>
+        <w:spacing w:line="240" w:lineRule="auto"/>
+      </w:pPr>
+      <w:r>
+        <w:t>{</w:t>
+      </w:r>
+    </w:p>
+    <w:p>
+      <w:pPr>
+        <w:spacing w:line="240" w:lineRule="auto"/>
+      </w:pPr>
+      <w:r>
+        <w:t xml:space="preserve">    void </w:t>
+      </w:r>
+      <w:proofErr w:type="gramStart"/>
+      <w:r>
+        <w:t>display(</w:t>
+      </w:r>
+      <w:proofErr w:type="gramEnd"/>
+      <w:r>
+        <w:t xml:space="preserve">) </w:t>
+      </w:r>
+    </w:p>
+    <w:p>
+      <w:pPr>
+        <w:spacing w:line="240" w:lineRule="auto"/>
+      </w:pPr>
+      <w:r>
+        <w:t xml:space="preserve">    {</w:t>
+      </w:r>
+    </w:p>
+    <w:p>
+      <w:pPr>
+        <w:spacing w:line="240" w:lineRule="auto"/>
+      </w:pPr>
+      <w:r>
+        <w:t xml:space="preserve">        </w:t>
+      </w:r>
+      <w:proofErr w:type="spellStart"/>
+      <w:r>
+        <w:t>System.out.println</w:t>
+      </w:r>
+      <w:proofErr w:type="spellEnd"/>
+      <w:r>
+        <w:t>("Base Class Method");</w:t>
+      </w:r>
+    </w:p>
+    <w:p>
+      <w:pPr>
+        <w:spacing w:line="240" w:lineRule="auto"/>
+      </w:pPr>
+      <w:r>
+        <w:t xml:space="preserve">    }</w:t>
+      </w:r>
+    </w:p>
+    <w:p>
+      <w:pPr>
+        <w:spacing w:line="240" w:lineRule="auto"/>
+      </w:pPr>
+      <w:r>
+        <w:t>}</w:t>
+      </w:r>
+    </w:p>
+    <w:p>
+      <w:pPr>
+        <w:spacing w:line="240" w:lineRule="auto"/>
+      </w:pPr>
+    </w:p>
+    <w:p>
+      <w:pPr>
+        <w:spacing w:line="240" w:lineRule="auto"/>
+      </w:pPr>
+      <w:r>
+        <w:t xml:space="preserve">class derived extends base </w:t>
+      </w:r>
+    </w:p>
+    <w:p>
+      <w:pPr>
+        <w:spacing w:line="240" w:lineRule="auto"/>
+      </w:pPr>
+      <w:r>
+        <w:t>{</w:t>
+      </w:r>
+    </w:p>
+    <w:p>
+      <w:pPr>
+        <w:spacing w:line="240" w:lineRule="auto"/>
+      </w:pPr>
+      <w:r>
+        <w:t xml:space="preserve">    void </w:t>
+      </w:r>
+      <w:proofErr w:type="gramStart"/>
+      <w:r>
+        <w:t>display(</w:t>
+      </w:r>
+      <w:proofErr w:type="gramEnd"/>
+      <w:r>
+        <w:t xml:space="preserve">) </w:t>
+      </w:r>
+    </w:p>
+    <w:p>
+      <w:pPr>
+        <w:spacing w:line="240" w:lineRule="auto"/>
+      </w:pPr>
+      <w:r>
+        <w:t xml:space="preserve">    {</w:t>
+      </w:r>
+    </w:p>
+    <w:p>
+      <w:pPr>
+        <w:spacing w:line="240" w:lineRule="auto"/>
+      </w:pPr>
+      <w:r>
+        <w:t xml:space="preserve">        </w:t>
+      </w:r>
+      <w:proofErr w:type="spellStart"/>
+      <w:proofErr w:type="gramStart"/>
+      <w:r>
+        <w:t>super.display</w:t>
+      </w:r>
+      <w:proofErr w:type="spellEnd"/>
+      <w:proofErr w:type="gramEnd"/>
+      <w:r>
+        <w:t xml:space="preserve">(); </w:t>
+      </w:r>
+    </w:p>
+    <w:p>
+      <w:pPr>
+        <w:spacing w:line="240" w:lineRule="auto"/>
+      </w:pPr>
+      <w:r>
+        <w:t xml:space="preserve">        </w:t>
+      </w:r>
+      <w:proofErr w:type="spellStart"/>
+      <w:r>
+        <w:t>System.out.println</w:t>
+      </w:r>
+      <w:proofErr w:type="spellEnd"/>
+      <w:r>
+        <w:t>("Derived Class Method");</w:t>
+      </w:r>
+    </w:p>
+    <w:p>
+      <w:pPr>
+        <w:spacing w:line="240" w:lineRule="auto"/>
+      </w:pPr>
+      <w:r>
+        <w:t xml:space="preserve">    }</w:t>
+      </w:r>
+    </w:p>
+    <w:p>
+      <w:pPr>
+        <w:spacing w:line="240" w:lineRule="auto"/>
+      </w:pPr>
+      <w:r>
+        <w:t>}</w:t>
+      </w:r>
+    </w:p>
+    <w:p>
+      <w:pPr>
+        <w:spacing w:line="240" w:lineRule="auto"/>
+      </w:pPr>
+    </w:p>
+    <w:p>
+      <w:pPr>
+        <w:spacing w:line="240" w:lineRule="auto"/>
+      </w:pPr>
+      <w:r>
+        <w:t xml:space="preserve">class ExMO1 </w:t>
+      </w:r>
+    </w:p>
+    <w:p>
+      <w:pPr>
+        <w:spacing w:line="240" w:lineRule="auto"/>
+      </w:pPr>
+      <w:r>
+        <w:t>{</w:t>
+      </w:r>
+    </w:p>
+    <w:p>
+      <w:pPr>
+        <w:spacing w:line="240" w:lineRule="auto"/>
+      </w:pPr>
+      <w:r>
+        <w:t xml:space="preserve">    public static void </w:t>
+      </w:r>
+      <w:proofErr w:type="gramStart"/>
+      <w:r>
+        <w:t>main(</w:t>
+      </w:r>
+      <w:proofErr w:type="gramEnd"/>
+      <w:r>
+        <w:t xml:space="preserve">String </w:t>
+      </w:r>
+      <w:proofErr w:type="spellStart"/>
+      <w:r>
+        <w:t>args</w:t>
+      </w:r>
+      <w:proofErr w:type="spellEnd"/>
+      <w:r>
+        <w:t xml:space="preserve">[]) </w:t>
+      </w:r>
+    </w:p>
+    <w:p>
+      <w:pPr>
+        <w:spacing w:line="240" w:lineRule="auto"/>
+      </w:pPr>
+      <w:r>
+        <w:t xml:space="preserve">    {</w:t>
+      </w:r>
+    </w:p>
+    <w:p>
+      <w:pPr>
+        <w:spacing w:line="240" w:lineRule="auto"/>
+      </w:pPr>
+      <w:r>
+        <w:t xml:space="preserve">        derived obj = new </w:t>
+      </w:r>
+      <w:proofErr w:type="spellStart"/>
+      <w:r>
+        <w:t>new</w:t>
+      </w:r>
+      <w:proofErr w:type="spellEnd"/>
+      <w:r>
+        <w:t xml:space="preserve"> </w:t>
+      </w:r>
+      <w:proofErr w:type="gramStart"/>
+      <w:r>
+        <w:t>derived(</w:t>
+      </w:r>
+      <w:proofErr w:type="gramEnd"/>
+      <w:r>
+        <w:t xml:space="preserve">); </w:t>
+      </w:r>
+    </w:p>
+    <w:p>
+      <w:pPr>
+        <w:spacing w:line="240" w:lineRule="auto"/>
+      </w:pPr>
+      <w:r>
+        <w:t xml:space="preserve">        </w:t>
+      </w:r>
+      <w:proofErr w:type="spellStart"/>
+      <w:proofErr w:type="gramStart"/>
+      <w:r>
+        <w:t>obj.display</w:t>
+      </w:r>
+      <w:proofErr w:type="spellEnd"/>
+      <w:proofErr w:type="gramEnd"/>
+      <w:r>
+        <w:t>();</w:t>
+      </w:r>
+    </w:p>
+    <w:p>
+      <w:pPr>
+        <w:spacing w:line="240" w:lineRule="auto"/>
+      </w:pPr>
+      <w:r>
+        <w:t xml:space="preserve">    }</w:t>
+      </w:r>
+    </w:p>
+    <w:p>
+      <w:pPr>
+        <w:spacing w:line="240" w:lineRule="auto"/>
+      </w:pPr>
+      <w:r>
+        <w:t>}</w:t>
+      </w:r>
+    </w:p>
+    <w:p>
+      <w:pPr>
+        <w:spacing w:line="240" w:lineRule="auto"/>
+      </w:pPr>
+    </w:p>
+    <w:p>
+      <w:pPr>
+        <w:spacing w:line="240" w:lineRule="auto"/>
+        <w:rPr>
+          <w:b/>
+          <w:sz w:val="32"/>
+          <w:szCs w:val="32"/>
+        </w:rPr>
+      </w:pPr>
+    </w:p>
+    <w:p>
+      <w:pPr>
+        <w:spacing w:line="240" w:lineRule="auto"/>
+        <w:rPr>
+          <w:b/>
+          <w:sz w:val="32"/>
+          <w:szCs w:val="32"/>
+        </w:rPr>
+      </w:pPr>
+      <w:r>
+        <w:rPr>
+          <w:b/>
+          <w:sz w:val="32"/>
+          <w:szCs w:val="32"/>
+        </w:rPr>
+        <w:lastRenderedPageBreak/>
+        <w:t>5)Set Interface</w:t>
+      </w:r>
+    </w:p>
+    <w:p>
+      <w:pPr>
+        <w:spacing w:line="240" w:lineRule="auto"/>
+        <w:rPr>
+          <w:sz w:val="24"/>
+          <w:szCs w:val="24"/>
+        </w:rPr>
+      </w:pPr>
+    </w:p>
+    <w:p>
+      <w:pPr>
+        <w:spacing w:line="240" w:lineRule="auto"/>
+        <w:rPr>
+          <w:sz w:val="24"/>
+          <w:szCs w:val="24"/>
+        </w:rPr>
+      </w:pPr>
+      <w:r>
+        <w:rPr>
+          <w:sz w:val="24"/>
+          <w:szCs w:val="24"/>
+        </w:rPr>
+        <w:t xml:space="preserve">import </w:t>
+      </w:r>
+      <w:proofErr w:type="spellStart"/>
+      <w:r>
+        <w:rPr>
+          <w:sz w:val="24"/>
+          <w:szCs w:val="24"/>
+        </w:rPr>
+        <w:t>java.util</w:t>
+      </w:r>
+      <w:proofErr w:type="spellEnd"/>
+      <w:r>
+        <w:rPr>
+          <w:sz w:val="24"/>
+          <w:szCs w:val="24"/>
+        </w:rPr>
+        <w:t>.*;</w:t>
+      </w:r>
+    </w:p>
+    <w:p>
+      <w:pPr>
+        <w:spacing w:line="240" w:lineRule="auto"/>
+        <w:rPr>
+          <w:sz w:val="24"/>
+          <w:szCs w:val="24"/>
+        </w:rPr>
+      </w:pPr>
+    </w:p>
+    <w:p>
+      <w:pPr>
+        <w:spacing w:line="240" w:lineRule="auto"/>
+        <w:rPr>
+          <w:sz w:val="24"/>
+          <w:szCs w:val="24"/>
+        </w:rPr>
+      </w:pPr>
+      <w:r>
+        <w:rPr>
+          <w:sz w:val="24"/>
+          <w:szCs w:val="24"/>
+        </w:rPr>
+        <w:t xml:space="preserve">class Test </w:t>
+      </w:r>
+    </w:p>
+    <w:p>
+      <w:pPr>
+        <w:spacing w:line="240" w:lineRule="auto"/>
+        <w:rPr>
+          <w:sz w:val="24"/>
+          <w:szCs w:val="24"/>
+        </w:rPr>
+      </w:pPr>
+      <w:r>
+        <w:rPr>
+          <w:sz w:val="24"/>
+          <w:szCs w:val="24"/>
+        </w:rPr>
+        <w:t>{</w:t>
+      </w:r>
+    </w:p>
+    <w:p>
+      <w:pPr>
+        <w:spacing w:line="240" w:lineRule="auto"/>
+        <w:rPr>
+          <w:sz w:val="24"/>
+          <w:szCs w:val="24"/>
+        </w:rPr>
+      </w:pPr>
+      <w:r>
+        <w:rPr>
+          <w:sz w:val="24"/>
+          <w:szCs w:val="24"/>
+        </w:rPr>
+        <w:t xml:space="preserve">    public static void </w:t>
+      </w:r>
+      <w:proofErr w:type="gramStart"/>
+      <w:r>
+        <w:rPr>
+          <w:sz w:val="24"/>
+          <w:szCs w:val="24"/>
+        </w:rPr>
+        <w:t>main(</w:t>
+      </w:r>
+      <w:proofErr w:type="gramEnd"/>
+      <w:r>
+        <w:rPr>
+          <w:sz w:val="24"/>
+          <w:szCs w:val="24"/>
+        </w:rPr>
+        <w:t xml:space="preserve">String[] </w:t>
+      </w:r>
+      <w:proofErr w:type="spellStart"/>
+      <w:r>
+        <w:rPr>
+          <w:sz w:val="24"/>
+          <w:szCs w:val="24"/>
+        </w:rPr>
+        <w:t>args</w:t>
+      </w:r>
+      <w:proofErr w:type="spellEnd"/>
+      <w:r>
+        <w:rPr>
+          <w:sz w:val="24"/>
+          <w:szCs w:val="24"/>
+        </w:rPr>
+        <w:t xml:space="preserve">) </w:t>
+      </w:r>
+    </w:p>
+    <w:p>
+      <w:pPr>
+        <w:spacing w:line="240" w:lineRule="auto"/>
+        <w:rPr>
+          <w:sz w:val="24"/>
+          <w:szCs w:val="24"/>
+        </w:rPr>
+      </w:pPr>
+      <w:r>
+        <w:rPr>
+          <w:sz w:val="24"/>
+          <w:szCs w:val="24"/>
+        </w:rPr>
+        <w:t xml:space="preserve">    {</w:t>
+      </w:r>
+    </w:p>
+    <w:p>
+      <w:pPr>
+        <w:spacing w:line="240" w:lineRule="auto"/>
+        <w:rPr>
+          <w:sz w:val="24"/>
+          <w:szCs w:val="24"/>
+        </w:rPr>
+      </w:pPr>
+      <w:r>
+        <w:rPr>
+          <w:sz w:val="24"/>
+          <w:szCs w:val="24"/>
+        </w:rPr>
+        <w:t xml:space="preserve">        HashSet&lt;String&gt; h = new HashSet&lt;String</w:t>
+      </w:r>
+      <w:proofErr w:type="gramStart"/>
+      <w:r>
+        <w:rPr>
+          <w:sz w:val="24"/>
+          <w:szCs w:val="24"/>
+        </w:rPr>
+        <w:t>&gt;(</w:t>
+      </w:r>
+      <w:proofErr w:type="gramEnd"/>
+      <w:r>
+        <w:rPr>
+          <w:sz w:val="24"/>
+          <w:szCs w:val="24"/>
+        </w:rPr>
+        <w:t>);</w:t>
+      </w:r>
+    </w:p>
+    <w:p>
+      <w:pPr>
+        <w:spacing w:line="240" w:lineRule="auto"/>
+        <w:rPr>
+          <w:sz w:val="24"/>
+          <w:szCs w:val="24"/>
+        </w:rPr>
+      </w:pPr>
+      <w:r>
+        <w:rPr>
+          <w:sz w:val="24"/>
+          <w:szCs w:val="24"/>
+        </w:rPr>
+        <w:t xml:space="preserve">        </w:t>
+      </w:r>
+    </w:p>
+    <w:p>
+      <w:pPr>
+        <w:spacing w:line="240" w:lineRule="auto"/>
+        <w:rPr>
+          <w:sz w:val="24"/>
+          <w:szCs w:val="24"/>
+        </w:rPr>
+      </w:pPr>
+      <w:r>
+        <w:rPr>
+          <w:sz w:val="24"/>
+          <w:szCs w:val="24"/>
+        </w:rPr>
+        <w:t xml:space="preserve">        </w:t>
+      </w:r>
+      <w:proofErr w:type="spellStart"/>
+      <w:r>
+        <w:rPr>
+          <w:sz w:val="24"/>
+          <w:szCs w:val="24"/>
+        </w:rPr>
+        <w:t>h.add</w:t>
+      </w:r>
+      <w:proofErr w:type="spellEnd"/>
+      <w:r>
+        <w:rPr>
+          <w:sz w:val="24"/>
+          <w:szCs w:val="24"/>
+        </w:rPr>
+        <w:t>("India");</w:t>
+      </w:r>
+    </w:p>
+    <w:p>
+      <w:pPr>
+        <w:spacing w:line="240" w:lineRule="auto"/>
+        <w:rPr>
+          <w:sz w:val="24"/>
+          <w:szCs w:val="24"/>
+        </w:rPr>
+      </w:pPr>
+      <w:r>
+        <w:rPr>
+          <w:sz w:val="24"/>
+          <w:szCs w:val="24"/>
+        </w:rPr>
+        <w:t xml:space="preserve">        </w:t>
+      </w:r>
+      <w:proofErr w:type="spellStart"/>
+      <w:r>
+        <w:rPr>
+          <w:sz w:val="24"/>
+          <w:szCs w:val="24"/>
+        </w:rPr>
+        <w:t>h.add</w:t>
+      </w:r>
+      <w:proofErr w:type="spellEnd"/>
+      <w:r>
+        <w:rPr>
+          <w:sz w:val="24"/>
+          <w:szCs w:val="24"/>
+        </w:rPr>
+        <w:t>("Australia");</w:t>
+      </w:r>
+    </w:p>
+    <w:p>
+      <w:pPr>
+        <w:spacing w:line="240" w:lineRule="auto"/>
+        <w:rPr>
+          <w:sz w:val="24"/>
+          <w:szCs w:val="24"/>
+        </w:rPr>
+      </w:pPr>
+      <w:r>
+        <w:rPr>
+          <w:sz w:val="24"/>
+          <w:szCs w:val="24"/>
+        </w:rPr>
+        <w:t xml:space="preserve">        </w:t>
+      </w:r>
+      <w:proofErr w:type="spellStart"/>
+      <w:proofErr w:type="gramStart"/>
+      <w:r>
+        <w:rPr>
+          <w:sz w:val="24"/>
+          <w:szCs w:val="24"/>
+        </w:rPr>
+        <w:t>h.add</w:t>
+      </w:r>
+      <w:proofErr w:type="spellEnd"/>
+      <w:r>
+        <w:rPr>
+          <w:sz w:val="24"/>
+          <w:szCs w:val="24"/>
+        </w:rPr>
+        <w:t>(</w:t>
+      </w:r>
+      <w:proofErr w:type="gramEnd"/>
+      <w:r>
+        <w:rPr>
+          <w:sz w:val="24"/>
+          <w:szCs w:val="24"/>
+        </w:rPr>
+        <w:t>"South Africa");</w:t>
+      </w:r>
+    </w:p>
+    <w:p>
+      <w:pPr>
+        <w:spacing w:line="240" w:lineRule="auto"/>
+        <w:rPr>
+          <w:sz w:val="24"/>
+          <w:szCs w:val="24"/>
+        </w:rPr>
+      </w:pPr>
+      <w:r>
+        <w:rPr>
+          <w:sz w:val="24"/>
+          <w:szCs w:val="24"/>
+        </w:rPr>
+        <w:t xml:space="preserve">        </w:t>
+      </w:r>
+      <w:proofErr w:type="spellStart"/>
+      <w:r>
+        <w:rPr>
+          <w:sz w:val="24"/>
+          <w:szCs w:val="24"/>
+        </w:rPr>
+        <w:t>h.add</w:t>
+      </w:r>
+      <w:proofErr w:type="spellEnd"/>
+      <w:r>
+        <w:rPr>
+          <w:sz w:val="24"/>
+          <w:szCs w:val="24"/>
+        </w:rPr>
+        <w:t>("India");</w:t>
+      </w:r>
+    </w:p>
+    <w:p>
+      <w:pPr>
+        <w:spacing w:line="240" w:lineRule="auto"/>
+        <w:rPr>
+          <w:sz w:val="24"/>
+          <w:szCs w:val="24"/>
+        </w:rPr>
+      </w:pPr>
+      <w:r>
+        <w:rPr>
+          <w:sz w:val="24"/>
+          <w:szCs w:val="24"/>
+        </w:rPr>
+        <w:t xml:space="preserve">    </w:t>
+      </w:r>
+    </w:p>
+    <w:p>
+      <w:pPr>
+        <w:spacing w:line="240" w:lineRule="auto"/>
+        <w:rPr>
+          <w:sz w:val="24"/>
+          <w:szCs w:val="24"/>
+        </w:rPr>
+      </w:pPr>
+      <w:r>
+        <w:rPr>
+          <w:sz w:val="24"/>
+          <w:szCs w:val="24"/>
+        </w:rPr>
+        <w:t xml:space="preserve">        </w:t>
+      </w:r>
+      <w:proofErr w:type="spellStart"/>
+      <w:r>
+        <w:rPr>
+          <w:sz w:val="24"/>
+          <w:szCs w:val="24"/>
+        </w:rPr>
+        <w:t>System.out.println</w:t>
+      </w:r>
+      <w:proofErr w:type="spellEnd"/>
+      <w:r>
+        <w:rPr>
+          <w:sz w:val="24"/>
+          <w:szCs w:val="24"/>
+        </w:rPr>
+        <w:t>(h);</w:t>
+      </w:r>
+    </w:p>
+    <w:p>
+      <w:pPr>
+        <w:spacing w:line="240" w:lineRule="auto"/>
+        <w:rPr>
+          <w:sz w:val="24"/>
+          <w:szCs w:val="24"/>
+        </w:rPr>
+      </w:pPr>
+      <w:r>
+        <w:rPr>
+          <w:sz w:val="24"/>
+          <w:szCs w:val="24"/>
+        </w:rPr>
+        <w:t xml:space="preserve">        </w:t>
+      </w:r>
+    </w:p>
+    <w:p>
+      <w:pPr>
+        <w:spacing w:line="240" w:lineRule="auto"/>
+        <w:rPr>
+          <w:sz w:val="24"/>
+          <w:szCs w:val="24"/>
+        </w:rPr>
+      </w:pPr>
+      <w:r>
+        <w:rPr>
+          <w:sz w:val="24"/>
+          <w:szCs w:val="24"/>
+        </w:rPr>
+        <w:t xml:space="preserve">        </w:t>
+      </w:r>
+      <w:proofErr w:type="spellStart"/>
+      <w:r>
+        <w:rPr>
+          <w:sz w:val="24"/>
+          <w:szCs w:val="24"/>
+        </w:rPr>
+        <w:t>System.out.println</w:t>
+      </w:r>
+      <w:proofErr w:type="spellEnd"/>
+      <w:r>
+        <w:rPr>
+          <w:sz w:val="24"/>
+          <w:szCs w:val="24"/>
+        </w:rPr>
+        <w:t xml:space="preserve">("List contains India or not:" + </w:t>
+      </w:r>
+      <w:proofErr w:type="spellStart"/>
+      <w:proofErr w:type="gramStart"/>
+      <w:r>
+        <w:rPr>
+          <w:sz w:val="24"/>
+          <w:szCs w:val="24"/>
+        </w:rPr>
+        <w:t>h.contains</w:t>
+      </w:r>
+      <w:proofErr w:type="spellEnd"/>
+      <w:proofErr w:type="gramEnd"/>
+      <w:r>
+        <w:rPr>
+          <w:sz w:val="24"/>
+          <w:szCs w:val="24"/>
+        </w:rPr>
+        <w:t>("India"));</w:t>
+      </w:r>
+    </w:p>
+    <w:p>
+      <w:pPr>
+        <w:spacing w:line="240" w:lineRule="auto"/>
+        <w:rPr>
+          <w:sz w:val="24"/>
+          <w:szCs w:val="24"/>
+        </w:rPr>
+      </w:pPr>
+      <w:r>
+        <w:rPr>
+          <w:sz w:val="24"/>
+          <w:szCs w:val="24"/>
+        </w:rPr>
+        <w:t xml:space="preserve">        </w:t>
+      </w:r>
+      <w:proofErr w:type="spellStart"/>
+      <w:proofErr w:type="gramStart"/>
+      <w:r>
+        <w:rPr>
+          <w:sz w:val="24"/>
+          <w:szCs w:val="24"/>
+        </w:rPr>
+        <w:t>h.remove</w:t>
+      </w:r>
+      <w:proofErr w:type="spellEnd"/>
+      <w:proofErr w:type="gramEnd"/>
+      <w:r>
+        <w:rPr>
+          <w:sz w:val="24"/>
+          <w:szCs w:val="24"/>
+        </w:rPr>
+        <w:t>("Australia");</w:t>
+      </w:r>
+    </w:p>
+    <w:p>
+      <w:pPr>
+        <w:spacing w:line="240" w:lineRule="auto"/>
+        <w:rPr>
+          <w:sz w:val="24"/>
+          <w:szCs w:val="24"/>
+        </w:rPr>
+      </w:pPr>
+      <w:r>
+        <w:rPr>
+          <w:sz w:val="24"/>
+          <w:szCs w:val="24"/>
+        </w:rPr>
+        <w:t xml:space="preserve">        </w:t>
+      </w:r>
+      <w:proofErr w:type="spellStart"/>
+      <w:r>
+        <w:rPr>
+          <w:sz w:val="24"/>
+          <w:szCs w:val="24"/>
+        </w:rPr>
+        <w:t>System.out.println</w:t>
+      </w:r>
+      <w:proofErr w:type="spellEnd"/>
+      <w:r>
+        <w:rPr>
+          <w:sz w:val="24"/>
+          <w:szCs w:val="24"/>
+        </w:rPr>
+        <w:t>("List after removing Australia " + h);</w:t>
+      </w:r>
+    </w:p>
+    <w:p>
+      <w:pPr>
+        <w:spacing w:line="240" w:lineRule="auto"/>
+        <w:rPr>
+          <w:sz w:val="24"/>
+          <w:szCs w:val="24"/>
+        </w:rPr>
+      </w:pPr>
+      <w:r>
+        <w:rPr>
+          <w:sz w:val="24"/>
+          <w:szCs w:val="24"/>
+        </w:rPr>
+        <w:t xml:space="preserve">    }</w:t>
+      </w:r>
+    </w:p>
+    <w:p>
+      <w:pPr>
+        <w:spacing w:line="240" w:lineRule="auto"/>
+        <w:rPr>
+          <w:sz w:val="24"/>
+          <w:szCs w:val="24"/>
+        </w:rPr>
+      </w:pPr>
+      <w:r>
+        <w:rPr>
+          <w:sz w:val="24"/>
+          <w:szCs w:val="24"/>
+        </w:rPr>
+        <w:t>}</w:t>
+      </w:r>
+    </w:p>
+    <w:p>
+      <w:pPr>
+        <w:spacing w:line="240" w:lineRule="auto"/>
+        <w:rPr>
+          <w:sz w:val="24"/>
+          <w:szCs w:val="24"/>
+        </w:rPr>
+      </w:pPr>
+    </w:p>
+    <w:p>
+      <w:pPr>
+        <w:spacing w:line="240" w:lineRule="auto"/>
+        <w:rPr>
+          <w:sz w:val="24"/>
+          <w:szCs w:val="24"/>
+        </w:rPr>
+      </w:pPr>
+    </w:p>
+    <w:p>
+      <w:pPr>
+        <w:spacing w:line="240" w:lineRule="auto"/>
+        <w:rPr>
+          <w:sz w:val="24"/>
+          <w:szCs w:val="24"/>
+        </w:rPr>
+      </w:pPr>
+    </w:p>
+    <w:p>
+      <w:pPr>
+        <w:spacing w:line="240" w:lineRule="auto"/>
+        <w:rPr>
+          <w:sz w:val="24"/>
+          <w:szCs w:val="24"/>
+        </w:rPr>
+      </w:pPr>
+    </w:p>
+    <w:p>
+      <w:pPr>
+        <w:spacing w:line="240" w:lineRule="auto"/>
+        <w:rPr>
+          <w:sz w:val="24"/>
+          <w:szCs w:val="24"/>
+        </w:rPr>
+      </w:pPr>
+    </w:p>
+    <w:p>
+      <w:pPr>
+        <w:spacing w:line="240" w:lineRule="auto"/>
+        <w:rPr>
+          <w:sz w:val="24"/>
+          <w:szCs w:val="24"/>
+        </w:rPr>
+      </w:pPr>
+    </w:p>
+    <w:p>
+      <w:pPr>
+        <w:spacing w:line="240" w:lineRule="auto"/>
+        <w:rPr>
+          <w:b/>
+          <w:sz w:val="32"/>
+          <w:szCs w:val="32"/>
+        </w:rPr>
+      </w:pPr>
+    </w:p>
+    <w:p>
+      <w:pPr>
+        <w:spacing w:line="240" w:lineRule="auto"/>
+        <w:rPr>
+          <w:b/>
+          <w:sz w:val="32"/>
+          <w:szCs w:val="32"/>
+        </w:rPr>
+      </w:pPr>
+      <w:r>
+        <w:rPr>
+          <w:b/>
+          <w:sz w:val="32"/>
+          <w:szCs w:val="32"/>
+        </w:rPr>
+        <w:t>6)Multiple Inheritance</w:t>
+      </w:r>
+    </w:p>
+    <w:p>
+      <w:pPr>
+        <w:spacing w:line="240" w:lineRule="auto"/>
+        <w:rPr>
+          <w:b/>
+          <w:sz w:val="32"/>
+          <w:szCs w:val="32"/>
+        </w:rPr>
+      </w:pPr>
+    </w:p>
+    <w:p>
+      <w:pPr>
+        <w:spacing w:line="240" w:lineRule="auto"/>
+        <w:rPr>
+          <w:sz w:val="24"/>
+          <w:szCs w:val="24"/>
+        </w:rPr>
+      </w:pPr>
+      <w:r>
+        <w:rPr>
+          <w:sz w:val="24"/>
+          <w:szCs w:val="24"/>
+        </w:rPr>
+        <w:t>interface A</w:t>
+      </w:r>
+    </w:p>
+    <w:p>
+      <w:pPr>
+        <w:spacing w:line="240" w:lineRule="auto"/>
+        <w:rPr>
+          <w:sz w:val="24"/>
+          <w:szCs w:val="24"/>
+        </w:rPr>
+      </w:pPr>
+      <w:r>
+        <w:rPr>
+          <w:sz w:val="24"/>
+          <w:szCs w:val="24"/>
+        </w:rPr>
+        <w:t>{</w:t>
+      </w:r>
+    </w:p>
+    <w:p>
+      <w:pPr>
+        <w:spacing w:line="240" w:lineRule="auto"/>
+        <w:rPr>
+          <w:sz w:val="24"/>
+          <w:szCs w:val="24"/>
+        </w:rPr>
+      </w:pPr>
+      <w:r>
+        <w:rPr>
+          <w:sz w:val="24"/>
+          <w:szCs w:val="24"/>
+        </w:rPr>
+        <w:t xml:space="preserve">    void display1();</w:t>
+      </w:r>
+    </w:p>
+    <w:p>
+      <w:pPr>
+        <w:spacing w:line="240" w:lineRule="auto"/>
+        <w:rPr>
+          <w:sz w:val="24"/>
+          <w:szCs w:val="24"/>
+        </w:rPr>
+      </w:pPr>
+      <w:r>
+        <w:rPr>
+          <w:sz w:val="24"/>
+          <w:szCs w:val="24"/>
+        </w:rPr>
+        <w:t>}</w:t>
+      </w:r>
+    </w:p>
+    <w:p>
+      <w:pPr>
+        <w:spacing w:line="240" w:lineRule="auto"/>
+        <w:rPr>
+          <w:sz w:val="24"/>
+          <w:szCs w:val="24"/>
+        </w:rPr>
+      </w:pPr>
+      <w:r>
+        <w:rPr>
+          <w:sz w:val="24"/>
+          <w:szCs w:val="24"/>
+        </w:rPr>
+        <w:t>interface B</w:t>
+      </w:r>
+    </w:p>
+    <w:p>
+      <w:pPr>
+        <w:spacing w:line="240" w:lineRule="auto"/>
+        <w:rPr>
+          <w:sz w:val="24"/>
+          <w:szCs w:val="24"/>
+        </w:rPr>
+      </w:pPr>
+      <w:r>
+        <w:rPr>
+          <w:sz w:val="24"/>
+          <w:szCs w:val="24"/>
+        </w:rPr>
+        <w:t>{</w:t>
+      </w:r>
+    </w:p>
+    <w:p>
+      <w:pPr>
+        <w:spacing w:line="240" w:lineRule="auto"/>
+        <w:rPr>
+          <w:sz w:val="24"/>
+          <w:szCs w:val="24"/>
+        </w:rPr>
+      </w:pPr>
+      <w:r>
+        <w:rPr>
+          <w:sz w:val="24"/>
+          <w:szCs w:val="24"/>
+        </w:rPr>
+        <w:t xml:space="preserve">    void display2();</w:t>
+      </w:r>
+    </w:p>
+    <w:p>
+      <w:pPr>
+        <w:spacing w:line="240" w:lineRule="auto"/>
+        <w:rPr>
+          <w:sz w:val="24"/>
+          <w:szCs w:val="24"/>
+        </w:rPr>
+      </w:pPr>
+      <w:r>
+        <w:rPr>
+          <w:sz w:val="24"/>
+          <w:szCs w:val="24"/>
+        </w:rPr>
+        <w:t>}</w:t>
+      </w:r>
+    </w:p>
+    <w:p>
+      <w:pPr>
+        <w:spacing w:line="240" w:lineRule="auto"/>
+        <w:rPr>
+          <w:sz w:val="24"/>
+          <w:szCs w:val="24"/>
+        </w:rPr>
+      </w:pPr>
+      <w:r>
+        <w:rPr>
+          <w:sz w:val="24"/>
+          <w:szCs w:val="24"/>
+        </w:rPr>
+        <w:t xml:space="preserve">class C implements </w:t>
+      </w:r>
+      <w:proofErr w:type="gramStart"/>
+      <w:r>
+        <w:rPr>
+          <w:sz w:val="24"/>
+          <w:szCs w:val="24"/>
+        </w:rPr>
+        <w:t>A,B</w:t>
+      </w:r>
+      <w:proofErr w:type="gramEnd"/>
+    </w:p>
+    <w:p>
+      <w:pPr>
+        <w:spacing w:line="240" w:lineRule="auto"/>
+        <w:rPr>
+          <w:sz w:val="24"/>
+          <w:szCs w:val="24"/>
+        </w:rPr>
+      </w:pPr>
+      <w:r>
+        <w:rPr>
+          <w:sz w:val="24"/>
+          <w:szCs w:val="24"/>
+        </w:rPr>
+        <w:t>{</w:t>
+      </w:r>
+    </w:p>
+    <w:p>
+      <w:pPr>
+        <w:spacing w:line="240" w:lineRule="auto"/>
+        <w:rPr>
+          <w:sz w:val="24"/>
+          <w:szCs w:val="24"/>
+        </w:rPr>
+      </w:pPr>
+      <w:r>
+        <w:rPr>
+          <w:sz w:val="24"/>
+          <w:szCs w:val="24"/>
+        </w:rPr>
+        <w:t xml:space="preserve">    public void display1()</w:t>
+      </w:r>
+    </w:p>
+    <w:p>
+      <w:pPr>
+        <w:spacing w:line="240" w:lineRule="auto"/>
+        <w:rPr>
+          <w:sz w:val="24"/>
+          <w:szCs w:val="24"/>
+        </w:rPr>
+      </w:pPr>
+      <w:r>
+        <w:rPr>
+          <w:sz w:val="24"/>
+          <w:szCs w:val="24"/>
+        </w:rPr>
+        <w:t xml:space="preserve">    {</w:t>
+      </w:r>
+    </w:p>
+    <w:p>
+      <w:pPr>
+        <w:spacing w:line="240" w:lineRule="auto"/>
+        <w:rPr>
+          <w:sz w:val="24"/>
+          <w:szCs w:val="24"/>
+        </w:rPr>
+      </w:pPr>
+      <w:r>
+        <w:rPr>
+          <w:sz w:val="24"/>
+          <w:szCs w:val="24"/>
+        </w:rPr>
+        <w:t xml:space="preserve">        </w:t>
+      </w:r>
+      <w:proofErr w:type="spellStart"/>
+      <w:r>
+        <w:rPr>
+          <w:sz w:val="24"/>
+          <w:szCs w:val="24"/>
+        </w:rPr>
+        <w:t>System.out.println</w:t>
+      </w:r>
+      <w:proofErr w:type="spellEnd"/>
+      <w:r>
+        <w:rPr>
+          <w:sz w:val="24"/>
+          <w:szCs w:val="24"/>
+        </w:rPr>
+        <w:t>("Interface A Method");</w:t>
+      </w:r>
+    </w:p>
+    <w:p>
+      <w:pPr>
+        <w:spacing w:line="240" w:lineRule="auto"/>
+        <w:rPr>
+          <w:sz w:val="24"/>
+          <w:szCs w:val="24"/>
+        </w:rPr>
+      </w:pPr>
+      <w:r>
+        <w:rPr>
+          <w:sz w:val="24"/>
+          <w:szCs w:val="24"/>
+        </w:rPr>
+        <w:t xml:space="preserve">    }</w:t>
+      </w:r>
+    </w:p>
+    <w:p>
+      <w:pPr>
+        <w:spacing w:line="240" w:lineRule="auto"/>
+        <w:rPr>
+          <w:sz w:val="24"/>
+          <w:szCs w:val="24"/>
+        </w:rPr>
+      </w:pPr>
+      <w:r>
+        <w:rPr>
+          <w:sz w:val="24"/>
+          <w:szCs w:val="24"/>
+        </w:rPr>
+        <w:t xml:space="preserve">    public void display2()</w:t>
+      </w:r>
+    </w:p>
+    <w:p>
+      <w:pPr>
+        <w:spacing w:line="240" w:lineRule="auto"/>
+        <w:rPr>
+          <w:sz w:val="24"/>
+          <w:szCs w:val="24"/>
+        </w:rPr>
+      </w:pPr>
+      <w:r>
+        <w:rPr>
+          <w:sz w:val="24"/>
+          <w:szCs w:val="24"/>
+        </w:rPr>
+        <w:t xml:space="preserve">    {</w:t>
+      </w:r>
+    </w:p>
+    <w:p>
+      <w:pPr>
+        <w:spacing w:line="240" w:lineRule="auto"/>
+        <w:rPr>
+          <w:sz w:val="24"/>
+          <w:szCs w:val="24"/>
+        </w:rPr>
+      </w:pPr>
+      <w:r>
+        <w:rPr>
+          <w:sz w:val="24"/>
+          <w:szCs w:val="24"/>
+        </w:rPr>
+        <w:t xml:space="preserve">        </w:t>
+      </w:r>
+      <w:proofErr w:type="spellStart"/>
+      <w:r>
+        <w:rPr>
+          <w:sz w:val="24"/>
+          <w:szCs w:val="24"/>
+        </w:rPr>
+        <w:t>System.out.println</w:t>
+      </w:r>
+      <w:proofErr w:type="spellEnd"/>
+      <w:r>
+        <w:rPr>
+          <w:sz w:val="24"/>
+          <w:szCs w:val="24"/>
+        </w:rPr>
+        <w:t>("Interface B Method");</w:t>
+      </w:r>
+    </w:p>
+    <w:p>
+      <w:pPr>
+        <w:spacing w:line="240" w:lineRule="auto"/>
+        <w:rPr>
+          <w:sz w:val="24"/>
+          <w:szCs w:val="24"/>
+        </w:rPr>
+      </w:pPr>
+      <w:r>
+        <w:rPr>
+          <w:sz w:val="24"/>
+          <w:szCs w:val="24"/>
+        </w:rPr>
+        <w:t xml:space="preserve">    }</w:t>
+      </w:r>
+    </w:p>
+    <w:p>
+      <w:pPr>
+        <w:spacing w:line="240" w:lineRule="auto"/>
+        <w:rPr>
+          <w:sz w:val="24"/>
+          <w:szCs w:val="24"/>
+        </w:rPr>
+      </w:pPr>
+      <w:r>
+        <w:rPr>
+          <w:sz w:val="24"/>
+          <w:szCs w:val="24"/>
+        </w:rPr>
+        <w:t xml:space="preserve">    void display3()</w:t>
+      </w:r>
+    </w:p>
+    <w:p>
+      <w:pPr>
+        <w:spacing w:line="240" w:lineRule="auto"/>
+        <w:rPr>
+          <w:sz w:val="24"/>
+          <w:szCs w:val="24"/>
+        </w:rPr>
+      </w:pPr>
+      <w:r>
+        <w:rPr>
+          <w:sz w:val="24"/>
+          <w:szCs w:val="24"/>
+        </w:rPr>
+        <w:t xml:space="preserve">    {</w:t>
+      </w:r>
+    </w:p>
+    <w:p>
+      <w:pPr>
+        <w:spacing w:line="240" w:lineRule="auto"/>
+        <w:rPr>
+          <w:sz w:val="24"/>
+          <w:szCs w:val="24"/>
+        </w:rPr>
+      </w:pPr>
+      <w:r>
+        <w:rPr>
+          <w:sz w:val="24"/>
+          <w:szCs w:val="24"/>
+        </w:rPr>
+        <w:t xml:space="preserve">        </w:t>
+      </w:r>
+      <w:proofErr w:type="spellStart"/>
+      <w:r>
+        <w:rPr>
+          <w:sz w:val="24"/>
+          <w:szCs w:val="24"/>
+        </w:rPr>
+        <w:t>System.out.println</w:t>
+      </w:r>
+      <w:proofErr w:type="spellEnd"/>
+      <w:r>
+        <w:rPr>
+          <w:sz w:val="24"/>
+          <w:szCs w:val="24"/>
+        </w:rPr>
+        <w:t>("Class C Method");</w:t>
+      </w:r>
+    </w:p>
+    <w:p>
+      <w:pPr>
+        <w:spacing w:line="240" w:lineRule="auto"/>
+        <w:rPr>
+          <w:sz w:val="24"/>
+          <w:szCs w:val="24"/>
+        </w:rPr>
+      </w:pPr>
+      <w:r>
+        <w:rPr>
+          <w:sz w:val="24"/>
+          <w:szCs w:val="24"/>
+        </w:rPr>
+        <w:t xml:space="preserve">    }</w:t>
+      </w:r>
+    </w:p>
+    <w:p>
+      <w:pPr>
+        <w:spacing w:line="240" w:lineRule="auto"/>
+        <w:rPr>
+          <w:sz w:val="24"/>
+          <w:szCs w:val="24"/>
+        </w:rPr>
+      </w:pPr>
+      <w:r>
+        <w:rPr>
+          <w:sz w:val="24"/>
+          <w:szCs w:val="24"/>
+        </w:rPr>
+        <w:t>}</w:t>
+      </w:r>
+    </w:p>
+    <w:p>
+      <w:pPr>
+        <w:spacing w:line="240" w:lineRule="auto"/>
+        <w:rPr>
+          <w:sz w:val="24"/>
+          <w:szCs w:val="24"/>
+        </w:rPr>
+      </w:pPr>
+    </w:p>
+    <w:p>
+      <w:pPr>
+        <w:spacing w:line="240" w:lineRule="auto"/>
+        <w:rPr>
+          <w:sz w:val="24"/>
+          <w:szCs w:val="24"/>
+        </w:rPr>
+      </w:pPr>
+    </w:p>
+    <w:p>
+      <w:pPr>
+        <w:spacing w:line="240" w:lineRule="auto"/>
+        <w:rPr>
+          <w:sz w:val="24"/>
+          <w:szCs w:val="24"/>
+        </w:rPr>
+      </w:pPr>
+    </w:p>
+    <w:p>
+      <w:pPr>
+        <w:spacing w:line="240" w:lineRule="auto"/>
+        <w:rPr>
+          <w:sz w:val="24"/>
+          <w:szCs w:val="24"/>
+        </w:rPr>
+      </w:pPr>
+    </w:p>
+    <w:p>
+      <w:pPr>
+        <w:spacing w:line="240" w:lineRule="auto"/>
+        <w:rPr>
+          <w:sz w:val="24"/>
+          <w:szCs w:val="24"/>
+        </w:rPr>
+      </w:pPr>
+      <w:r>
+        <w:rPr>
+          <w:sz w:val="24"/>
+          <w:szCs w:val="24"/>
+        </w:rPr>
+        <w:t xml:space="preserve">class </w:t>
+      </w:r>
+      <w:proofErr w:type="spellStart"/>
+      <w:r>
+        <w:rPr>
+          <w:sz w:val="24"/>
+          <w:szCs w:val="24"/>
+        </w:rPr>
+        <w:t>inh</w:t>
+      </w:r>
+      <w:proofErr w:type="spellEnd"/>
+    </w:p>
+    <w:p>
+      <w:pPr>
+        <w:spacing w:line="240" w:lineRule="auto"/>
+        <w:rPr>
+          <w:sz w:val="24"/>
+          <w:szCs w:val="24"/>
+        </w:rPr>
+      </w:pPr>
+      <w:r>
+        <w:rPr>
+          <w:sz w:val="24"/>
+          <w:szCs w:val="24"/>
+        </w:rPr>
+        <w:t>{</w:t>
+      </w:r>
+    </w:p>
+    <w:p>
+      <w:pPr>
+        <w:spacing w:line="240" w:lineRule="auto"/>
+        <w:rPr>
+          <w:sz w:val="24"/>
+          <w:szCs w:val="24"/>
+        </w:rPr>
+      </w:pPr>
+      <w:r>
+        <w:rPr>
+          <w:sz w:val="24"/>
+          <w:szCs w:val="24"/>
+        </w:rPr>
+        <w:t xml:space="preserve">    public static void </w:t>
+      </w:r>
+      <w:proofErr w:type="gramStart"/>
+      <w:r>
+        <w:rPr>
+          <w:sz w:val="24"/>
+          <w:szCs w:val="24"/>
+        </w:rPr>
+        <w:t>main(</w:t>
+      </w:r>
+      <w:proofErr w:type="gramEnd"/>
+      <w:r>
+        <w:rPr>
+          <w:sz w:val="24"/>
+          <w:szCs w:val="24"/>
+        </w:rPr>
+        <w:t xml:space="preserve">String </w:t>
+      </w:r>
+      <w:proofErr w:type="spellStart"/>
+      <w:r>
+        <w:rPr>
+          <w:sz w:val="24"/>
+          <w:szCs w:val="24"/>
+        </w:rPr>
+        <w:t>args</w:t>
+      </w:r>
+      <w:proofErr w:type="spellEnd"/>
+      <w:r>
+        <w:rPr>
+          <w:sz w:val="24"/>
+          <w:szCs w:val="24"/>
+        </w:rPr>
+        <w:t>[])</w:t>
+      </w:r>
+    </w:p>
+    <w:p>
+      <w:pPr>
+        <w:spacing w:line="240" w:lineRule="auto"/>
+        <w:rPr>
+          <w:sz w:val="24"/>
+          <w:szCs w:val="24"/>
+        </w:rPr>
+      </w:pPr>
+      <w:r>
+        <w:rPr>
+          <w:sz w:val="24"/>
+          <w:szCs w:val="24"/>
+        </w:rPr>
+        <w:t xml:space="preserve">    {</w:t>
+      </w:r>
+    </w:p>
+    <w:p>
+      <w:pPr>
+        <w:spacing w:line="240" w:lineRule="auto"/>
+        <w:rPr>
+          <w:sz w:val="24"/>
+          <w:szCs w:val="24"/>
+        </w:rPr>
+      </w:pPr>
+      <w:r>
+        <w:rPr>
+          <w:sz w:val="24"/>
+          <w:szCs w:val="24"/>
+        </w:rPr>
+        <w:t xml:space="preserve">        C obj = new </w:t>
+      </w:r>
+      <w:proofErr w:type="gramStart"/>
+      <w:r>
+        <w:rPr>
+          <w:sz w:val="24"/>
+          <w:szCs w:val="24"/>
+        </w:rPr>
+        <w:t>C(</w:t>
+      </w:r>
+      <w:proofErr w:type="gramEnd"/>
+      <w:r>
+        <w:rPr>
+          <w:sz w:val="24"/>
+          <w:szCs w:val="24"/>
+        </w:rPr>
+        <w:t>);</w:t>
+      </w:r>
+    </w:p>
+    <w:p>
+      <w:pPr>
+        <w:spacing w:line="240" w:lineRule="auto"/>
+        <w:rPr>
+          <w:sz w:val="24"/>
+          <w:szCs w:val="24"/>
+        </w:rPr>
+      </w:pPr>
+      <w:r>
+        <w:rPr>
+          <w:sz w:val="24"/>
+          <w:szCs w:val="24"/>
+        </w:rPr>
+        <w:t xml:space="preserve">        </w:t>
+      </w:r>
+      <w:proofErr w:type="gramStart"/>
+      <w:r>
+        <w:rPr>
+          <w:sz w:val="24"/>
+          <w:szCs w:val="24"/>
+        </w:rPr>
+        <w:t>obj.display</w:t>
+      </w:r>
+      <w:proofErr w:type="gramEnd"/>
+      <w:r>
+        <w:rPr>
+          <w:sz w:val="24"/>
+          <w:szCs w:val="24"/>
+        </w:rPr>
+        <w:t>1();</w:t>
+      </w:r>
+    </w:p>
+    <w:p>
+      <w:pPr>
+        <w:spacing w:line="240" w:lineRule="auto"/>
+        <w:rPr>
+          <w:sz w:val="24"/>
+          <w:szCs w:val="24"/>
+        </w:rPr>
+      </w:pPr>
+      <w:r>
+        <w:rPr>
+          <w:sz w:val="24"/>
+          <w:szCs w:val="24"/>
+        </w:rPr>
+        <w:t xml:space="preserve">        </w:t>
+      </w:r>
+      <w:proofErr w:type="gramStart"/>
+      <w:r>
+        <w:rPr>
+          <w:sz w:val="24"/>
+          <w:szCs w:val="24"/>
+        </w:rPr>
+        <w:t>obj.display</w:t>
+      </w:r>
+      <w:proofErr w:type="gramEnd"/>
+      <w:r>
+        <w:rPr>
+          <w:sz w:val="24"/>
+          <w:szCs w:val="24"/>
+        </w:rPr>
+        <w:t>2();</w:t>
+      </w:r>
+    </w:p>
+    <w:p>
+      <w:pPr>
+        <w:spacing w:line="240" w:lineRule="auto"/>
+        <w:rPr>
+          <w:sz w:val="24"/>
+          <w:szCs w:val="24"/>
+        </w:rPr>
+      </w:pPr>
+      <w:r>
+        <w:rPr>
+          <w:sz w:val="24"/>
+          <w:szCs w:val="24"/>
+        </w:rPr>
+        <w:t xml:space="preserve">        </w:t>
+      </w:r>
+      <w:proofErr w:type="gramStart"/>
+      <w:r>
+        <w:rPr>
+          <w:sz w:val="24"/>
+          <w:szCs w:val="24"/>
+        </w:rPr>
+        <w:t>obj.display</w:t>
+      </w:r>
+      <w:proofErr w:type="gramEnd"/>
+      <w:r>
+        <w:rPr>
+          <w:sz w:val="24"/>
+          <w:szCs w:val="24"/>
+        </w:rPr>
+        <w:t>3();</w:t>
+      </w:r>
+    </w:p>
+    <w:p>
+      <w:pPr>
+        <w:spacing w:line="240" w:lineRule="auto"/>
+        <w:rPr>
+          <w:sz w:val="24"/>
+          <w:szCs w:val="24"/>
+        </w:rPr>
+      </w:pPr>
+      <w:r>
+        <w:rPr>
+          <w:sz w:val="24"/>
+          <w:szCs w:val="24"/>
+        </w:rPr>
+        <w:t xml:space="preserve">    }</w:t>
+      </w:r>
+    </w:p>
+    <w:p>
+      <w:pPr>
+        <w:spacing w:line="240" w:lineRule="auto"/>
+        <w:rPr>
+          <w:sz w:val="24"/>
+          <w:szCs w:val="24"/>
+        </w:rPr>
+      </w:pPr>
+      <w:r>
+        <w:rPr>
+          <w:sz w:val="24"/>
+          <w:szCs w:val="24"/>
+        </w:rPr>
+        <w:t>}</w:t>
+      </w:r>
+    </w:p>
+    <w:p>
+      <w:pPr>
+        <w:spacing w:line="240" w:lineRule="auto"/>
+        <w:rPr>
+          <w:sz w:val="24"/>
+          <w:szCs w:val="24"/>
+        </w:rPr>
+      </w:pPr>
+    </w:p>
+    <w:p>
+      <w:pPr>
+        <w:spacing w:line="240" w:lineRule="auto"/>
+        <w:rPr>
+          <w:sz w:val="24"/>
+          <w:szCs w:val="24"/>
+        </w:rPr>
+      </w:pPr>
+    </w:p>
+    <w:p>
+      <w:pPr>
+        <w:spacing w:line="240" w:lineRule="auto"/>
+        <w:rPr>
+          <w:sz w:val="24"/>
+          <w:szCs w:val="24"/>
+        </w:rPr>
+      </w:pPr>
+    </w:p>
+    <w:p>
+      <w:pPr>
+        <w:spacing w:line="240" w:lineRule="auto"/>
+        <w:rPr>
+          <w:sz w:val="24"/>
+          <w:szCs w:val="24"/>
+        </w:rPr>
+      </w:pPr>
+    </w:p>
+    <w:p>
+      <w:pPr>
+        <w:spacing w:line="240" w:lineRule="auto"/>
+        <w:rPr>
+          <w:sz w:val="24"/>
+          <w:szCs w:val="24"/>
+        </w:rPr>
+      </w:pPr>
+    </w:p>
+    <w:p>
+      <w:pPr>
+        <w:spacing w:line="240" w:lineRule="auto"/>
+        <w:rPr>
+          <w:sz w:val="24"/>
+          <w:szCs w:val="24"/>
+        </w:rPr>
+      </w:pPr>
+    </w:p>
+    <w:p>
+      <w:pPr>
+        <w:spacing w:line="240" w:lineRule="auto"/>
+        <w:rPr>
+          <w:sz w:val="24"/>
+          <w:szCs w:val="24"/>
+        </w:rPr>
+      </w:pPr>
+    </w:p>
+    <w:p>
+      <w:pPr>
+        <w:spacing w:line="240" w:lineRule="auto"/>
+        <w:rPr>
+          <w:sz w:val="24"/>
+          <w:szCs w:val="24"/>
+        </w:rPr>
+      </w:pPr>
+    </w:p>
+    <w:p>
+      <w:pPr>
+        <w:spacing w:line="240" w:lineRule="auto"/>
+        <w:rPr>
+          <w:sz w:val="24"/>
+          <w:szCs w:val="24"/>
+        </w:rPr>
+      </w:pPr>
+    </w:p>
+    <w:p>
+      <w:pPr>
+        <w:spacing w:line="240" w:lineRule="auto"/>
+        <w:rPr>
+          <w:sz w:val="24"/>
+          <w:szCs w:val="24"/>
+        </w:rPr>
+      </w:pPr>
+    </w:p>
+    <w:p>
+      <w:pPr>
+        <w:spacing w:line="240" w:lineRule="auto"/>
+        <w:rPr>
+          <w:sz w:val="24"/>
+          <w:szCs w:val="24"/>
+        </w:rPr>
+      </w:pPr>
+    </w:p>
+    <w:p>
+      <w:pPr>
+        <w:spacing w:line="240" w:lineRule="auto"/>
+        <w:rPr>
+          <w:sz w:val="24"/>
+          <w:szCs w:val="24"/>
+        </w:rPr>
+      </w:pPr>
+    </w:p>
+    <w:p>
+      <w:pPr>
+        <w:spacing w:line="240" w:lineRule="auto"/>
+        <w:rPr>
+          <w:sz w:val="24"/>
+          <w:szCs w:val="24"/>
+        </w:rPr>
+      </w:pPr>
+    </w:p>
+    <w:p>
+      <w:pPr>
+        <w:spacing w:line="240" w:lineRule="auto"/>
+        <w:rPr>
+          <w:sz w:val="24"/>
+          <w:szCs w:val="24"/>
+        </w:rPr>
+      </w:pPr>
+    </w:p>
+    <w:p>
+      <w:pPr>
+        <w:spacing w:line="240" w:lineRule="auto"/>
+        <w:rPr>
+          <w:sz w:val="24"/>
+          <w:szCs w:val="24"/>
+        </w:rPr>
+      </w:pPr>
+    </w:p>
+    <w:p>
+      <w:pPr>
+        <w:spacing w:line="240" w:lineRule="auto"/>
+        <w:rPr>
+          <w:sz w:val="24"/>
+          <w:szCs w:val="24"/>
+        </w:rPr>
+      </w:pPr>
+    </w:p>
+    <w:p>
+      <w:pPr>
+        <w:spacing w:line="240" w:lineRule="auto"/>
+        <w:rPr>
+          <w:b/>
+          <w:sz w:val="32"/>
+          <w:szCs w:val="32"/>
+        </w:rPr>
+      </w:pPr>
+      <w:r>
+        <w:rPr>
+          <w:b/>
+          <w:sz w:val="32"/>
+          <w:szCs w:val="32"/>
+        </w:rPr>
+        <w:lastRenderedPageBreak/>
+        <w:t>7)Super Keyword</w:t>
+      </w:r>
+    </w:p>
+    <w:p>
+      <w:pPr>
+        <w:spacing w:line="240" w:lineRule="auto"/>
+        <w:rPr>
+          <w:sz w:val="24"/>
+          <w:szCs w:val="24"/>
+        </w:rPr>
+      </w:pPr>
+      <w:r>
+        <w:rPr>
+          <w:sz w:val="24"/>
+          <w:szCs w:val="24"/>
+        </w:rPr>
+        <w:t>class base</w:t>
+      </w:r>
+    </w:p>
+    <w:p>
+      <w:pPr>
+        <w:spacing w:line="240" w:lineRule="auto"/>
+        <w:rPr>
+          <w:sz w:val="24"/>
+          <w:szCs w:val="24"/>
+        </w:rPr>
+      </w:pPr>
+      <w:r>
+        <w:rPr>
+          <w:sz w:val="24"/>
+          <w:szCs w:val="24"/>
+        </w:rPr>
+        <w:t>{</w:t>
+      </w:r>
+    </w:p>
+    <w:p>
+      <w:pPr>
+        <w:spacing w:line="240" w:lineRule="auto"/>
+        <w:rPr>
+          <w:sz w:val="24"/>
+          <w:szCs w:val="24"/>
+        </w:rPr>
+      </w:pPr>
+      <w:r>
+        <w:rPr>
+          <w:sz w:val="24"/>
+          <w:szCs w:val="24"/>
+        </w:rPr>
+        <w:t xml:space="preserve">    int a;</w:t>
+      </w:r>
+    </w:p>
+    <w:p>
+      <w:pPr>
+        <w:spacing w:line="240" w:lineRule="auto"/>
+        <w:rPr>
+          <w:sz w:val="24"/>
+          <w:szCs w:val="24"/>
+        </w:rPr>
+      </w:pPr>
+      <w:r>
+        <w:rPr>
+          <w:sz w:val="24"/>
+          <w:szCs w:val="24"/>
+        </w:rPr>
+        <w:t>}</w:t>
+      </w:r>
+    </w:p>
+    <w:p>
+      <w:pPr>
+        <w:spacing w:line="240" w:lineRule="auto"/>
+        <w:rPr>
+          <w:sz w:val="24"/>
+          <w:szCs w:val="24"/>
+        </w:rPr>
+      </w:pPr>
+    </w:p>
+    <w:p>
+      <w:pPr>
+        <w:spacing w:line="240" w:lineRule="auto"/>
+        <w:rPr>
+          <w:sz w:val="24"/>
+          <w:szCs w:val="24"/>
+        </w:rPr>
+      </w:pPr>
+      <w:r>
+        <w:rPr>
+          <w:sz w:val="24"/>
+          <w:szCs w:val="24"/>
+        </w:rPr>
+        <w:t>class derived extends base</w:t>
+      </w:r>
+    </w:p>
+    <w:p>
+      <w:pPr>
+        <w:spacing w:line="240" w:lineRule="auto"/>
+        <w:rPr>
+          <w:sz w:val="24"/>
+          <w:szCs w:val="24"/>
+        </w:rPr>
+      </w:pPr>
+      <w:r>
+        <w:rPr>
+          <w:sz w:val="24"/>
+          <w:szCs w:val="24"/>
+        </w:rPr>
+        <w:t>{</w:t>
+      </w:r>
+    </w:p>
+    <w:p>
+      <w:pPr>
+        <w:spacing w:line="240" w:lineRule="auto"/>
+        <w:rPr>
+          <w:sz w:val="24"/>
+          <w:szCs w:val="24"/>
+        </w:rPr>
+      </w:pPr>
+      <w:r>
+        <w:rPr>
+          <w:sz w:val="24"/>
+          <w:szCs w:val="24"/>
+        </w:rPr>
+        <w:t xml:space="preserve">    int a;</w:t>
+      </w:r>
+    </w:p>
+    <w:p>
+      <w:pPr>
+        <w:spacing w:line="240" w:lineRule="auto"/>
+        <w:rPr>
+          <w:sz w:val="24"/>
+          <w:szCs w:val="24"/>
+        </w:rPr>
+      </w:pPr>
+      <w:r>
+        <w:rPr>
+          <w:sz w:val="24"/>
+          <w:szCs w:val="24"/>
+        </w:rPr>
+        <w:t xml:space="preserve">    void </w:t>
+      </w:r>
+      <w:proofErr w:type="gramStart"/>
+      <w:r>
+        <w:rPr>
+          <w:sz w:val="24"/>
+          <w:szCs w:val="24"/>
+        </w:rPr>
+        <w:t>display(</w:t>
+      </w:r>
+      <w:proofErr w:type="gramEnd"/>
+      <w:r>
+        <w:rPr>
+          <w:sz w:val="24"/>
+          <w:szCs w:val="24"/>
+        </w:rPr>
+        <w:t>)</w:t>
+      </w:r>
+    </w:p>
+    <w:p>
+      <w:pPr>
+        <w:spacing w:line="240" w:lineRule="auto"/>
+        <w:rPr>
+          <w:sz w:val="24"/>
+          <w:szCs w:val="24"/>
+        </w:rPr>
+      </w:pPr>
+      <w:r>
+        <w:rPr>
+          <w:sz w:val="24"/>
+          <w:szCs w:val="24"/>
+        </w:rPr>
+        <w:t xml:space="preserve">    {</w:t>
+      </w:r>
+    </w:p>
+    <w:p>
+      <w:pPr>
+        <w:spacing w:line="240" w:lineRule="auto"/>
+        <w:rPr>
+          <w:sz w:val="24"/>
+          <w:szCs w:val="24"/>
+        </w:rPr>
+      </w:pPr>
+      <w:r>
+        <w:rPr>
+          <w:sz w:val="24"/>
+          <w:szCs w:val="24"/>
+        </w:rPr>
+        <w:t xml:space="preserve">        a = 10;</w:t>
+      </w:r>
+    </w:p>
+    <w:p>
+      <w:pPr>
+        <w:spacing w:line="240" w:lineRule="auto"/>
+        <w:rPr>
+          <w:sz w:val="24"/>
+          <w:szCs w:val="24"/>
+        </w:rPr>
+      </w:pPr>
+      <w:r>
+        <w:rPr>
+          <w:sz w:val="24"/>
+          <w:szCs w:val="24"/>
+        </w:rPr>
+        <w:t xml:space="preserve">        </w:t>
+      </w:r>
+      <w:proofErr w:type="spellStart"/>
+      <w:proofErr w:type="gramStart"/>
+      <w:r>
+        <w:rPr>
+          <w:sz w:val="24"/>
+          <w:szCs w:val="24"/>
+        </w:rPr>
+        <w:t>super.a</w:t>
+      </w:r>
+      <w:proofErr w:type="spellEnd"/>
+      <w:proofErr w:type="gramEnd"/>
+      <w:r>
+        <w:rPr>
+          <w:sz w:val="24"/>
+          <w:szCs w:val="24"/>
+        </w:rPr>
+        <w:t xml:space="preserve"> = 5;</w:t>
+      </w:r>
+    </w:p>
+    <w:p>
+      <w:pPr>
+        <w:spacing w:line="240" w:lineRule="auto"/>
+        <w:rPr>
+          <w:sz w:val="24"/>
+          <w:szCs w:val="24"/>
+        </w:rPr>
+      </w:pPr>
+      <w:r>
+        <w:rPr>
+          <w:sz w:val="24"/>
+          <w:szCs w:val="24"/>
+        </w:rPr>
+        <w:t xml:space="preserve">        </w:t>
+      </w:r>
+      <w:proofErr w:type="spellStart"/>
+      <w:r>
+        <w:rPr>
+          <w:sz w:val="24"/>
+          <w:szCs w:val="24"/>
+        </w:rPr>
+        <w:t>System.out.println</w:t>
+      </w:r>
+      <w:proofErr w:type="spellEnd"/>
+      <w:r>
+        <w:rPr>
+          <w:sz w:val="24"/>
+          <w:szCs w:val="24"/>
+        </w:rPr>
+        <w:t>("</w:t>
+      </w:r>
+      <w:proofErr w:type="gramStart"/>
+      <w:r>
+        <w:rPr>
+          <w:sz w:val="24"/>
+          <w:szCs w:val="24"/>
+        </w:rPr>
+        <w:t>a :</w:t>
+      </w:r>
+      <w:proofErr w:type="gramEnd"/>
+      <w:r>
+        <w:rPr>
+          <w:sz w:val="24"/>
+          <w:szCs w:val="24"/>
+        </w:rPr>
+        <w:t xml:space="preserve"> " + a);</w:t>
+      </w:r>
+    </w:p>
+    <w:p>
+      <w:pPr>
+        <w:spacing w:line="240" w:lineRule="auto"/>
+        <w:rPr>
+          <w:sz w:val="24"/>
+          <w:szCs w:val="24"/>
+        </w:rPr>
+      </w:pPr>
+      <w:r>
+        <w:rPr>
+          <w:sz w:val="24"/>
+          <w:szCs w:val="24"/>
+        </w:rPr>
+        <w:t xml:space="preserve">        </w:t>
+      </w:r>
+      <w:proofErr w:type="spellStart"/>
+      <w:r>
+        <w:rPr>
+          <w:sz w:val="24"/>
+          <w:szCs w:val="24"/>
+        </w:rPr>
+        <w:t>System.out.println</w:t>
+      </w:r>
+      <w:proofErr w:type="spellEnd"/>
+      <w:r>
+        <w:rPr>
+          <w:sz w:val="24"/>
+          <w:szCs w:val="24"/>
+        </w:rPr>
+        <w:t>("</w:t>
+      </w:r>
+      <w:proofErr w:type="spellStart"/>
+      <w:proofErr w:type="gramStart"/>
+      <w:r>
+        <w:rPr>
+          <w:sz w:val="24"/>
+          <w:szCs w:val="24"/>
+        </w:rPr>
+        <w:t>super.a</w:t>
+      </w:r>
+      <w:proofErr w:type="spellEnd"/>
+      <w:proofErr w:type="gramEnd"/>
+      <w:r>
+        <w:rPr>
+          <w:sz w:val="24"/>
+          <w:szCs w:val="24"/>
+        </w:rPr>
+        <w:t xml:space="preserve"> : " + </w:t>
+      </w:r>
+      <w:proofErr w:type="spellStart"/>
+      <w:r>
+        <w:rPr>
+          <w:sz w:val="24"/>
+          <w:szCs w:val="24"/>
+        </w:rPr>
+        <w:t>super.a</w:t>
+      </w:r>
+      <w:proofErr w:type="spellEnd"/>
+      <w:r>
+        <w:rPr>
+          <w:sz w:val="24"/>
+          <w:szCs w:val="24"/>
+        </w:rPr>
+        <w:t>);</w:t>
+      </w:r>
+    </w:p>
+    <w:p>
+      <w:pPr>
+        <w:spacing w:line="240" w:lineRule="auto"/>
+        <w:rPr>
+          <w:sz w:val="24"/>
+          <w:szCs w:val="24"/>
+        </w:rPr>
+      </w:pPr>
+      <w:r>
+        <w:rPr>
+          <w:sz w:val="24"/>
+          <w:szCs w:val="24"/>
+        </w:rPr>
+        <w:t xml:space="preserve">    }</w:t>
+      </w:r>
+    </w:p>
+    <w:p>
+      <w:pPr>
+        <w:spacing w:line="240" w:lineRule="auto"/>
+        <w:rPr>
+          <w:sz w:val="24"/>
+          <w:szCs w:val="24"/>
+        </w:rPr>
+      </w:pPr>
+      <w:r>
+        <w:rPr>
+          <w:sz w:val="24"/>
+          <w:szCs w:val="24"/>
+        </w:rPr>
+        <w:t>}</w:t>
+      </w:r>
+    </w:p>
+    <w:p>
+      <w:pPr>
+        <w:spacing w:line="240" w:lineRule="auto"/>
+        <w:rPr>
+          <w:sz w:val="24"/>
+          <w:szCs w:val="24"/>
+        </w:rPr>
+      </w:pPr>
+    </w:p>
+    <w:p>
+      <w:pPr>
+        <w:spacing w:line="240" w:lineRule="auto"/>
+        <w:rPr>
+          <w:sz w:val="24"/>
+          <w:szCs w:val="24"/>
+        </w:rPr>
+      </w:pPr>
+      <w:r>
+        <w:rPr>
+          <w:sz w:val="24"/>
+          <w:szCs w:val="24"/>
+        </w:rPr>
+        <w:t>class ExMO1</w:t>
+      </w:r>
+    </w:p>
+    <w:p>
+      <w:pPr>
+        <w:spacing w:line="240" w:lineRule="auto"/>
+        <w:rPr>
+          <w:sz w:val="24"/>
+          <w:szCs w:val="24"/>
+        </w:rPr>
+      </w:pPr>
+      <w:r>
+        <w:rPr>
+          <w:sz w:val="24"/>
+          <w:szCs w:val="24"/>
+        </w:rPr>
+        <w:t>{</w:t>
+      </w:r>
+    </w:p>
+    <w:p>
+      <w:pPr>
+        <w:spacing w:line="240" w:lineRule="auto"/>
+        <w:rPr>
+          <w:sz w:val="24"/>
+          <w:szCs w:val="24"/>
+        </w:rPr>
+      </w:pPr>
+      <w:r>
+        <w:rPr>
+          <w:sz w:val="24"/>
+          <w:szCs w:val="24"/>
+        </w:rPr>
+        <w:t xml:space="preserve">    public static void </w:t>
+      </w:r>
+      <w:proofErr w:type="gramStart"/>
+      <w:r>
+        <w:rPr>
+          <w:sz w:val="24"/>
+          <w:szCs w:val="24"/>
+        </w:rPr>
+        <w:t>main(</w:t>
+      </w:r>
+      <w:proofErr w:type="gramEnd"/>
+      <w:r>
+        <w:rPr>
+          <w:sz w:val="24"/>
+          <w:szCs w:val="24"/>
+        </w:rPr>
+        <w:t xml:space="preserve">String </w:t>
+      </w:r>
+      <w:proofErr w:type="spellStart"/>
+      <w:r>
+        <w:rPr>
+          <w:sz w:val="24"/>
+          <w:szCs w:val="24"/>
+        </w:rPr>
+        <w:t>args</w:t>
+      </w:r>
+      <w:proofErr w:type="spellEnd"/>
+      <w:r>
+        <w:rPr>
+          <w:sz w:val="24"/>
+          <w:szCs w:val="24"/>
+        </w:rPr>
+        <w:t>[])</w:t>
+      </w:r>
+    </w:p>
+    <w:p>
+      <w:pPr>
+        <w:spacing w:line="240" w:lineRule="auto"/>
+        <w:rPr>
+          <w:sz w:val="24"/>
+          <w:szCs w:val="24"/>
+        </w:rPr>
+      </w:pPr>
+      <w:r>
+        <w:rPr>
+          <w:sz w:val="24"/>
+          <w:szCs w:val="24"/>
+        </w:rPr>
+        <w:t xml:space="preserve">    {</w:t>
+      </w:r>
+    </w:p>
+    <w:p>
+      <w:pPr>
+        <w:spacing w:line="240" w:lineRule="auto"/>
+        <w:rPr>
+          <w:sz w:val="24"/>
+          <w:szCs w:val="24"/>
+        </w:rPr>
+      </w:pPr>
+      <w:r>
+        <w:rPr>
+          <w:sz w:val="24"/>
+          <w:szCs w:val="24"/>
+        </w:rPr>
+        <w:t xml:space="preserve">        derived obj = new </w:t>
+      </w:r>
+      <w:proofErr w:type="gramStart"/>
+      <w:r>
+        <w:rPr>
+          <w:sz w:val="24"/>
+          <w:szCs w:val="24"/>
+        </w:rPr>
+        <w:t>derived(</w:t>
+      </w:r>
+      <w:proofErr w:type="gramEnd"/>
+      <w:r>
+        <w:rPr>
+          <w:sz w:val="24"/>
+          <w:szCs w:val="24"/>
+        </w:rPr>
+        <w:t>);</w:t>
+      </w:r>
+    </w:p>
+    <w:p>
+      <w:pPr>
+        <w:spacing w:line="240" w:lineRule="auto"/>
+        <w:rPr>
+          <w:sz w:val="24"/>
+          <w:szCs w:val="24"/>
+        </w:rPr>
+      </w:pPr>
+      <w:r>
+        <w:rPr>
+          <w:sz w:val="24"/>
+          <w:szCs w:val="24"/>
+        </w:rPr>
+        <w:t xml:space="preserve">        </w:t>
+      </w:r>
+      <w:proofErr w:type="spellStart"/>
+      <w:proofErr w:type="gramStart"/>
+      <w:r>
+        <w:rPr>
+          <w:sz w:val="24"/>
+          <w:szCs w:val="24"/>
+        </w:rPr>
+        <w:t>obj.display</w:t>
+      </w:r>
+      <w:proofErr w:type="spellEnd"/>
+      <w:proofErr w:type="gramEnd"/>
+      <w:r>
+        <w:rPr>
+          <w:sz w:val="24"/>
+          <w:szCs w:val="24"/>
+        </w:rPr>
+        <w:t>();</w:t>
+      </w:r>
+    </w:p>
+    <w:p>
+      <w:pPr>
+        <w:spacing w:line="240" w:lineRule="auto"/>
+        <w:rPr>
+          <w:sz w:val="24"/>
+          <w:szCs w:val="24"/>
+        </w:rPr>
+      </w:pPr>
+      <w:r>
+        <w:rPr>
+          <w:sz w:val="24"/>
+          <w:szCs w:val="24"/>
+        </w:rPr>
+        <w:t xml:space="preserve">    }</w:t>
+      </w:r>
+    </w:p>
+    <w:p>
+      <w:pPr>
+        <w:spacing w:line="240" w:lineRule="auto"/>
+        <w:rPr>
+          <w:sz w:val="24"/>
+          <w:szCs w:val="24"/>
+        </w:rPr>
+      </w:pPr>
+      <w:r>
+        <w:rPr>
+          <w:sz w:val="24"/>
+          <w:szCs w:val="24"/>
+        </w:rPr>
+        <w:t>}</w:t>
+      </w:r>
+    </w:p>
+    <w:p>
+      <w:pPr>
+        <w:spacing w:line="240" w:lineRule="auto"/>
+        <w:rPr>
+          <w:sz w:val="24"/>
+          <w:szCs w:val="24"/>
+        </w:rPr>
+      </w:pPr>
+    </w:p>
+    <w:p>
+      <w:pPr>
+        <w:spacing w:line="240" w:lineRule="auto"/>
+        <w:rPr>
+          <w:sz w:val="24"/>
+          <w:szCs w:val="24"/>
+        </w:rPr>
+      </w:pPr>
+    </w:p>
+    <w:p>
+      <w:pPr>
+        <w:spacing w:line="240" w:lineRule="auto"/>
+        <w:rPr>
+          <w:b/>
+          <w:sz w:val="32"/>
+          <w:szCs w:val="32"/>
+        </w:rPr>
+      </w:pPr>
+      <w:r>
+        <w:rPr>
+          <w:b/>
+          <w:sz w:val="32"/>
+          <w:szCs w:val="32"/>
+        </w:rPr>
+        <w:lastRenderedPageBreak/>
+        <w:t>8)Constructor</w:t>
+      </w:r>
+    </w:p>
+    <w:p>
+      <w:pPr>
+        <w:spacing w:line="240" w:lineRule="auto"/>
+        <w:rPr>
+          <w:b/>
+          <w:sz w:val="32"/>
+          <w:szCs w:val="32"/>
+        </w:rPr>
+      </w:pPr>
+      <w:proofErr w:type="gramStart"/>
+      <w:r>
+        <w:rPr>
+          <w:b/>
+          <w:sz w:val="32"/>
+          <w:szCs w:val="32"/>
+        </w:rPr>
+        <w:t>8.A)Default</w:t>
+      </w:r>
+      <w:proofErr w:type="gramEnd"/>
+      <w:r>
+        <w:rPr>
+          <w:b/>
+          <w:sz w:val="32"/>
+          <w:szCs w:val="32"/>
+        </w:rPr>
+        <w:t xml:space="preserve"> Constructor</w:t>
+      </w:r>
+    </w:p>
+    <w:p>
+      <w:pPr>
+        <w:spacing w:line="240" w:lineRule="auto"/>
+        <w:rPr>
+          <w:sz w:val="24"/>
+          <w:szCs w:val="24"/>
+        </w:rPr>
+      </w:pPr>
+      <w:r>
+        <w:rPr>
+          <w:sz w:val="24"/>
+          <w:szCs w:val="24"/>
+        </w:rPr>
+        <w:t xml:space="preserve">class </w:t>
+      </w:r>
+      <w:proofErr w:type="spellStart"/>
+      <w:proofErr w:type="gramStart"/>
+      <w:r>
+        <w:rPr>
+          <w:sz w:val="24"/>
+          <w:szCs w:val="24"/>
+        </w:rPr>
+        <w:t>ExCons</w:t>
+      </w:r>
+      <w:proofErr w:type="spellEnd"/>
+      <w:r>
+        <w:rPr>
+          <w:sz w:val="24"/>
+          <w:szCs w:val="24"/>
+        </w:rPr>
+        <w:t>{</w:t>
+      </w:r>
+      <w:proofErr w:type="gramEnd"/>
+    </w:p>
+    <w:p>
+      <w:pPr>
+        <w:spacing w:line="240" w:lineRule="auto"/>
+        <w:rPr>
+          <w:sz w:val="24"/>
+          <w:szCs w:val="24"/>
+        </w:rPr>
+      </w:pPr>
+      <w:r>
+        <w:rPr>
+          <w:sz w:val="24"/>
+          <w:szCs w:val="24"/>
+        </w:rPr>
+        <w:t>int n</w:t>
+      </w:r>
+      <w:proofErr w:type="gramStart"/>
+      <w:r>
+        <w:rPr>
+          <w:sz w:val="24"/>
+          <w:szCs w:val="24"/>
+        </w:rPr>
+        <w:t>1,n</w:t>
+      </w:r>
+      <w:proofErr w:type="gramEnd"/>
+      <w:r>
+        <w:rPr>
+          <w:sz w:val="24"/>
+          <w:szCs w:val="24"/>
+        </w:rPr>
+        <w:t>2,sum;</w:t>
+      </w:r>
+    </w:p>
+    <w:p>
+      <w:pPr>
+        <w:spacing w:line="240" w:lineRule="auto"/>
+        <w:rPr>
+          <w:sz w:val="24"/>
+          <w:szCs w:val="24"/>
+        </w:rPr>
+      </w:pPr>
+      <w:proofErr w:type="spellStart"/>
+      <w:proofErr w:type="gramStart"/>
+      <w:r>
+        <w:rPr>
+          <w:sz w:val="24"/>
+          <w:szCs w:val="24"/>
+        </w:rPr>
+        <w:t>ExCons</w:t>
+      </w:r>
+      <w:proofErr w:type="spellEnd"/>
+      <w:r>
+        <w:rPr>
+          <w:sz w:val="24"/>
+          <w:szCs w:val="24"/>
+        </w:rPr>
+        <w:t>(</w:t>
+      </w:r>
+      <w:proofErr w:type="gramEnd"/>
+      <w:r>
+        <w:rPr>
+          <w:sz w:val="24"/>
+          <w:szCs w:val="24"/>
+        </w:rPr>
+        <w:t>)</w:t>
+      </w:r>
+    </w:p>
+    <w:p>
+      <w:pPr>
+        <w:spacing w:line="240" w:lineRule="auto"/>
+        <w:rPr>
+          <w:sz w:val="24"/>
+          <w:szCs w:val="24"/>
+        </w:rPr>
+      </w:pPr>
+      <w:r>
+        <w:rPr>
+          <w:sz w:val="24"/>
+          <w:szCs w:val="24"/>
+        </w:rPr>
+        <w:t>{</w:t>
+      </w:r>
+    </w:p>
+    <w:p>
+      <w:pPr>
+        <w:spacing w:line="240" w:lineRule="auto"/>
+        <w:rPr>
+          <w:sz w:val="24"/>
+          <w:szCs w:val="24"/>
+        </w:rPr>
+      </w:pPr>
+      <w:proofErr w:type="spellStart"/>
+      <w:r>
+        <w:rPr>
+          <w:sz w:val="24"/>
+          <w:szCs w:val="24"/>
+        </w:rPr>
+        <w:t>System.out.println</w:t>
+      </w:r>
+      <w:proofErr w:type="spellEnd"/>
+      <w:r>
+        <w:rPr>
+          <w:sz w:val="24"/>
+          <w:szCs w:val="24"/>
+        </w:rPr>
+        <w:t>("This is default constructor");</w:t>
+      </w:r>
+    </w:p>
+    <w:p>
+      <w:pPr>
+        <w:spacing w:line="240" w:lineRule="auto"/>
+        <w:rPr>
+          <w:sz w:val="24"/>
+          <w:szCs w:val="24"/>
+        </w:rPr>
+      </w:pPr>
+      <w:r>
+        <w:rPr>
+          <w:sz w:val="24"/>
+          <w:szCs w:val="24"/>
+        </w:rPr>
+        <w:t>n1 = 10;</w:t>
+      </w:r>
+    </w:p>
+    <w:p>
+      <w:pPr>
+        <w:spacing w:line="240" w:lineRule="auto"/>
+        <w:rPr>
+          <w:sz w:val="24"/>
+          <w:szCs w:val="24"/>
+        </w:rPr>
+      </w:pPr>
+      <w:r>
+        <w:rPr>
+          <w:sz w:val="24"/>
+          <w:szCs w:val="24"/>
+        </w:rPr>
+        <w:t>n2 = 5;</w:t>
+      </w:r>
+    </w:p>
+    <w:p>
+      <w:pPr>
+        <w:spacing w:line="240" w:lineRule="auto"/>
+        <w:rPr>
+          <w:sz w:val="24"/>
+          <w:szCs w:val="24"/>
+        </w:rPr>
+      </w:pPr>
+      <w:r>
+        <w:rPr>
+          <w:sz w:val="24"/>
+          <w:szCs w:val="24"/>
+        </w:rPr>
+        <w:t>}</w:t>
+      </w:r>
+    </w:p>
+    <w:p>
+      <w:pPr>
+        <w:spacing w:line="240" w:lineRule="auto"/>
+        <w:rPr>
+          <w:sz w:val="24"/>
+          <w:szCs w:val="24"/>
+        </w:rPr>
+      </w:pPr>
+      <w:r>
+        <w:rPr>
+          <w:sz w:val="24"/>
+          <w:szCs w:val="24"/>
+        </w:rPr>
+        <w:t xml:space="preserve">void </w:t>
+      </w:r>
+      <w:proofErr w:type="spellStart"/>
+      <w:proofErr w:type="gramStart"/>
+      <w:r>
+        <w:rPr>
+          <w:sz w:val="24"/>
+          <w:szCs w:val="24"/>
+        </w:rPr>
+        <w:t>cal</w:t>
+      </w:r>
+      <w:proofErr w:type="spellEnd"/>
+      <w:r>
+        <w:rPr>
+          <w:sz w:val="24"/>
+          <w:szCs w:val="24"/>
+        </w:rPr>
+        <w:t>(</w:t>
+      </w:r>
+      <w:proofErr w:type="gramEnd"/>
+      <w:r>
+        <w:rPr>
+          <w:sz w:val="24"/>
+          <w:szCs w:val="24"/>
+        </w:rPr>
+        <w:t>)</w:t>
+      </w:r>
+    </w:p>
+    <w:p>
+      <w:pPr>
+        <w:spacing w:line="240" w:lineRule="auto"/>
+        <w:rPr>
+          <w:sz w:val="24"/>
+          <w:szCs w:val="24"/>
+        </w:rPr>
+      </w:pPr>
+      <w:r>
+        <w:rPr>
+          <w:sz w:val="24"/>
+          <w:szCs w:val="24"/>
+        </w:rPr>
+        <w:t>{</w:t>
+      </w:r>
+    </w:p>
+    <w:p>
+      <w:pPr>
+        <w:spacing w:line="240" w:lineRule="auto"/>
+        <w:rPr>
+          <w:sz w:val="24"/>
+          <w:szCs w:val="24"/>
+        </w:rPr>
+      </w:pPr>
+      <w:r>
+        <w:rPr>
+          <w:sz w:val="24"/>
+          <w:szCs w:val="24"/>
+        </w:rPr>
+        <w:t>sum = n1 + n2;</w:t>
+      </w:r>
+    </w:p>
+    <w:p>
+      <w:pPr>
+        <w:spacing w:line="240" w:lineRule="auto"/>
+        <w:rPr>
+          <w:sz w:val="24"/>
+          <w:szCs w:val="24"/>
+        </w:rPr>
+      </w:pPr>
+      <w:proofErr w:type="spellStart"/>
+      <w:r>
+        <w:rPr>
+          <w:sz w:val="24"/>
+          <w:szCs w:val="24"/>
+        </w:rPr>
+        <w:t>System.out.println</w:t>
+      </w:r>
+      <w:proofErr w:type="spellEnd"/>
+      <w:r>
+        <w:rPr>
+          <w:sz w:val="24"/>
+          <w:szCs w:val="24"/>
+        </w:rPr>
+        <w:t>("Summation is "+sum);</w:t>
+      </w:r>
+    </w:p>
+    <w:p>
+      <w:pPr>
+        <w:spacing w:line="240" w:lineRule="auto"/>
+        <w:rPr>
+          <w:sz w:val="24"/>
+          <w:szCs w:val="24"/>
+        </w:rPr>
+      </w:pPr>
+      <w:r>
+        <w:rPr>
+          <w:sz w:val="24"/>
+          <w:szCs w:val="24"/>
+        </w:rPr>
+        <w:t>}</w:t>
+      </w:r>
+    </w:p>
+    <w:p>
+      <w:pPr>
+        <w:spacing w:line="240" w:lineRule="auto"/>
+        <w:rPr>
+          <w:sz w:val="24"/>
+          <w:szCs w:val="24"/>
+        </w:rPr>
+      </w:pPr>
+      <w:r>
+        <w:rPr>
+          <w:sz w:val="24"/>
+          <w:szCs w:val="24"/>
+        </w:rPr>
+        <w:t>}</w:t>
+      </w:r>
+    </w:p>
+    <w:p>
+      <w:pPr>
+        <w:spacing w:line="240" w:lineRule="auto"/>
+        <w:rPr>
+          <w:sz w:val="24"/>
+          <w:szCs w:val="24"/>
+        </w:rPr>
+      </w:pPr>
+      <w:r>
+        <w:rPr>
+          <w:sz w:val="24"/>
+          <w:szCs w:val="24"/>
+        </w:rPr>
+        <w:t>class ExCons1</w:t>
+      </w:r>
+    </w:p>
+    <w:p>
+      <w:pPr>
+        <w:spacing w:line="240" w:lineRule="auto"/>
+        <w:rPr>
+          <w:sz w:val="24"/>
+          <w:szCs w:val="24"/>
+        </w:rPr>
+      </w:pPr>
+      <w:r>
+        <w:rPr>
+          <w:sz w:val="24"/>
+          <w:szCs w:val="24"/>
+        </w:rPr>
+        <w:t>{</w:t>
+      </w:r>
+    </w:p>
+    <w:p>
+      <w:pPr>
+        <w:spacing w:line="240" w:lineRule="auto"/>
+        <w:rPr>
+          <w:sz w:val="24"/>
+          <w:szCs w:val="24"/>
+        </w:rPr>
+      </w:pPr>
+      <w:r>
+        <w:rPr>
+          <w:sz w:val="24"/>
+          <w:szCs w:val="24"/>
+        </w:rPr>
+        <w:t xml:space="preserve">public static void </w:t>
+      </w:r>
+      <w:proofErr w:type="gramStart"/>
+      <w:r>
+        <w:rPr>
+          <w:sz w:val="24"/>
+          <w:szCs w:val="24"/>
+        </w:rPr>
+        <w:t>main(</w:t>
+      </w:r>
+      <w:proofErr w:type="gramEnd"/>
+      <w:r>
+        <w:rPr>
+          <w:sz w:val="24"/>
+          <w:szCs w:val="24"/>
+        </w:rPr>
+        <w:t xml:space="preserve">String </w:t>
+      </w:r>
+      <w:proofErr w:type="spellStart"/>
+      <w:r>
+        <w:rPr>
+          <w:sz w:val="24"/>
+          <w:szCs w:val="24"/>
+        </w:rPr>
+        <w:t>args</w:t>
+      </w:r>
+      <w:proofErr w:type="spellEnd"/>
+      <w:r>
+        <w:rPr>
+          <w:sz w:val="24"/>
+          <w:szCs w:val="24"/>
+        </w:rPr>
+        <w:t>[])</w:t>
+      </w:r>
+    </w:p>
+    <w:p>
+      <w:pPr>
+        <w:spacing w:line="240" w:lineRule="auto"/>
+        <w:rPr>
+          <w:sz w:val="24"/>
+          <w:szCs w:val="24"/>
+        </w:rPr>
+      </w:pPr>
+      <w:r>
+        <w:rPr>
+          <w:sz w:val="24"/>
+          <w:szCs w:val="24"/>
+        </w:rPr>
+        <w:t>{</w:t>
+      </w:r>
+    </w:p>
+    <w:p>
+      <w:pPr>
+        <w:spacing w:line="240" w:lineRule="auto"/>
+        <w:rPr>
+          <w:sz w:val="24"/>
+          <w:szCs w:val="24"/>
+        </w:rPr>
+      </w:pPr>
+      <w:proofErr w:type="spellStart"/>
+      <w:r>
+        <w:rPr>
+          <w:sz w:val="24"/>
+          <w:szCs w:val="24"/>
+        </w:rPr>
+        <w:t>ExCons</w:t>
+      </w:r>
+      <w:proofErr w:type="spellEnd"/>
+      <w:r>
+        <w:rPr>
+          <w:sz w:val="24"/>
+          <w:szCs w:val="24"/>
+        </w:rPr>
+        <w:t xml:space="preserve"> obj = new </w:t>
+      </w:r>
+      <w:proofErr w:type="spellStart"/>
+      <w:proofErr w:type="gramStart"/>
+      <w:r>
+        <w:rPr>
+          <w:sz w:val="24"/>
+          <w:szCs w:val="24"/>
+        </w:rPr>
+        <w:t>ExCons</w:t>
+      </w:r>
+      <w:proofErr w:type="spellEnd"/>
+      <w:r>
+        <w:rPr>
+          <w:sz w:val="24"/>
+          <w:szCs w:val="24"/>
+        </w:rPr>
+        <w:t>(</w:t>
+      </w:r>
+      <w:proofErr w:type="gramEnd"/>
+      <w:r>
+        <w:rPr>
+          <w:sz w:val="24"/>
+          <w:szCs w:val="24"/>
+        </w:rPr>
+        <w:t>);</w:t>
+      </w:r>
+    </w:p>
+    <w:p>
+      <w:pPr>
+        <w:spacing w:line="240" w:lineRule="auto"/>
+        <w:rPr>
+          <w:sz w:val="24"/>
+          <w:szCs w:val="24"/>
+        </w:rPr>
+      </w:pPr>
+      <w:proofErr w:type="spellStart"/>
+      <w:proofErr w:type="gramStart"/>
+      <w:r>
+        <w:rPr>
+          <w:sz w:val="24"/>
+          <w:szCs w:val="24"/>
+        </w:rPr>
+        <w:t>obj.cal</w:t>
+      </w:r>
+      <w:proofErr w:type="spellEnd"/>
+      <w:r>
+        <w:rPr>
+          <w:sz w:val="24"/>
+          <w:szCs w:val="24"/>
+        </w:rPr>
+        <w:t>(</w:t>
+      </w:r>
+      <w:proofErr w:type="gramEnd"/>
+      <w:r>
+        <w:rPr>
+          <w:sz w:val="24"/>
+          <w:szCs w:val="24"/>
+        </w:rPr>
+        <w:t>);</w:t>
+      </w:r>
+    </w:p>
+    <w:p>
+      <w:pPr>
+        <w:spacing w:line="240" w:lineRule="auto"/>
+        <w:rPr>
+          <w:sz w:val="24"/>
+          <w:szCs w:val="24"/>
+        </w:rPr>
+      </w:pPr>
+      <w:r>
+        <w:rPr>
+          <w:sz w:val="24"/>
+          <w:szCs w:val="24"/>
+        </w:rPr>
+        <w:t>}</w:t>
+      </w:r>
+    </w:p>
+    <w:p>
+      <w:pPr>
+        <w:spacing w:line="240" w:lineRule="auto"/>
+        <w:rPr>
+          <w:sz w:val="24"/>
+          <w:szCs w:val="24"/>
+        </w:rPr>
+      </w:pPr>
+      <w:r>
+        <w:rPr>
+          <w:sz w:val="24"/>
+          <w:szCs w:val="24"/>
+        </w:rPr>
+        <w:t>}</w:t>
+      </w:r>
+    </w:p>
+    <w:p>
+      <w:pPr>
+        <w:spacing w:line="240" w:lineRule="auto"/>
+        <w:rPr>
+          <w:sz w:val="24"/>
+          <w:szCs w:val="24"/>
+        </w:rPr>
+      </w:pPr>
+    </w:p>
+    <w:p>
+      <w:pPr>
+        <w:spacing w:line="240" w:lineRule="auto"/>
+        <w:rPr>
+          <w:sz w:val="24"/>
+          <w:szCs w:val="24"/>
+        </w:rPr>
+      </w:pPr>
+    </w:p>
+    <w:p>
+      <w:pPr>
+        <w:spacing w:line="240" w:lineRule="auto"/>
+        <w:rPr>
+          <w:sz w:val="24"/>
+          <w:szCs w:val="24"/>
+        </w:rPr>
+      </w:pPr>
+    </w:p>
+    <w:p>
+      <w:pPr>
+        <w:spacing w:line="240" w:lineRule="auto"/>
+        <w:rPr>
+          <w:sz w:val="24"/>
+          <w:szCs w:val="24"/>
+        </w:rPr>
+      </w:pPr>
+    </w:p>
+    <w:p>
+      <w:pPr>
+        <w:spacing w:line="240" w:lineRule="auto"/>
+        <w:rPr>
+          <w:b/>
+          <w:sz w:val="32"/>
+          <w:szCs w:val="32"/>
+        </w:rPr>
+      </w:pPr>
+      <w:proofErr w:type="gramStart"/>
+      <w:r>
+        <w:rPr>
+          <w:b/>
+          <w:sz w:val="32"/>
+          <w:szCs w:val="32"/>
+        </w:rPr>
+        <w:lastRenderedPageBreak/>
+        <w:t>8.B)</w:t>
+      </w:r>
+      <w:r>
+        <w:rPr>
+          <w:b/>
+          <w:sz w:val="32"/>
+          <w:szCs w:val="32"/>
+        </w:rPr>
+        <w:t>Parameterized</w:t>
+      </w:r>
+      <w:proofErr w:type="gramEnd"/>
+      <w:r>
+        <w:rPr>
+          <w:b/>
+          <w:sz w:val="32"/>
+          <w:szCs w:val="32"/>
+        </w:rPr>
+        <w:t xml:space="preserve"> Constructor</w:t>
+      </w:r>
+    </w:p>
+    <w:p>
+      <w:pPr>
+        <w:spacing w:line="240" w:lineRule="auto"/>
+        <w:rPr>
+          <w:sz w:val="24"/>
+          <w:szCs w:val="24"/>
+        </w:rPr>
+      </w:pPr>
+    </w:p>
+    <w:p>
+      <w:pPr>
+        <w:spacing w:line="240" w:lineRule="auto"/>
+        <w:rPr>
+          <w:sz w:val="24"/>
+          <w:szCs w:val="24"/>
+        </w:rPr>
+      </w:pPr>
+      <w:r>
+        <w:rPr>
+          <w:sz w:val="24"/>
+          <w:szCs w:val="24"/>
+        </w:rPr>
+        <w:t xml:space="preserve">class </w:t>
+      </w:r>
+      <w:proofErr w:type="spellStart"/>
+      <w:r>
+        <w:rPr>
+          <w:sz w:val="24"/>
+          <w:szCs w:val="24"/>
+        </w:rPr>
+        <w:t>ExCons</w:t>
+      </w:r>
+      <w:proofErr w:type="spellEnd"/>
+    </w:p>
+    <w:p>
+      <w:pPr>
+        <w:spacing w:line="240" w:lineRule="auto"/>
+        <w:rPr>
+          <w:sz w:val="24"/>
+          <w:szCs w:val="24"/>
+        </w:rPr>
+      </w:pPr>
+      <w:r>
+        <w:rPr>
+          <w:sz w:val="24"/>
+          <w:szCs w:val="24"/>
+        </w:rPr>
+        <w:t>{</w:t>
+      </w:r>
+    </w:p>
+    <w:p>
+      <w:pPr>
+        <w:spacing w:line="240" w:lineRule="auto"/>
+        <w:rPr>
+          <w:sz w:val="24"/>
+          <w:szCs w:val="24"/>
+        </w:rPr>
+      </w:pPr>
+      <w:r>
+        <w:rPr>
+          <w:sz w:val="24"/>
+          <w:szCs w:val="24"/>
+        </w:rPr>
+        <w:t>int n</w:t>
+      </w:r>
+      <w:proofErr w:type="gramStart"/>
+      <w:r>
+        <w:rPr>
+          <w:sz w:val="24"/>
+          <w:szCs w:val="24"/>
+        </w:rPr>
+        <w:t>1,n</w:t>
+      </w:r>
+      <w:proofErr w:type="gramEnd"/>
+      <w:r>
+        <w:rPr>
+          <w:sz w:val="24"/>
+          <w:szCs w:val="24"/>
+        </w:rPr>
+        <w:t>2,sum;</w:t>
+      </w:r>
+    </w:p>
+    <w:p>
+      <w:pPr>
+        <w:spacing w:line="240" w:lineRule="auto"/>
+        <w:rPr>
+          <w:sz w:val="24"/>
+          <w:szCs w:val="24"/>
+        </w:rPr>
+      </w:pPr>
+      <w:proofErr w:type="spellStart"/>
+      <w:proofErr w:type="gramStart"/>
+      <w:r>
+        <w:rPr>
+          <w:sz w:val="24"/>
+          <w:szCs w:val="24"/>
+        </w:rPr>
+        <w:t>ExCons</w:t>
+      </w:r>
+      <w:proofErr w:type="spellEnd"/>
+      <w:r>
+        <w:rPr>
+          <w:sz w:val="24"/>
+          <w:szCs w:val="24"/>
+        </w:rPr>
+        <w:t>(</w:t>
+      </w:r>
+      <w:proofErr w:type="gramEnd"/>
+      <w:r>
+        <w:rPr>
+          <w:sz w:val="24"/>
+          <w:szCs w:val="24"/>
+        </w:rPr>
+        <w:t>int x, int y)</w:t>
+      </w:r>
+    </w:p>
+    <w:p>
+      <w:pPr>
+        <w:spacing w:line="240" w:lineRule="auto"/>
+        <w:rPr>
+          <w:sz w:val="24"/>
+          <w:szCs w:val="24"/>
+        </w:rPr>
+      </w:pPr>
+      <w:r>
+        <w:rPr>
+          <w:sz w:val="24"/>
+          <w:szCs w:val="24"/>
+        </w:rPr>
+        <w:t>{</w:t>
+      </w:r>
+    </w:p>
+    <w:p>
+      <w:pPr>
+        <w:spacing w:line="240" w:lineRule="auto"/>
+        <w:rPr>
+          <w:sz w:val="24"/>
+          <w:szCs w:val="24"/>
+        </w:rPr>
+      </w:pPr>
+      <w:proofErr w:type="spellStart"/>
+      <w:r>
+        <w:rPr>
+          <w:sz w:val="24"/>
+          <w:szCs w:val="24"/>
+        </w:rPr>
+        <w:t>System.out.println</w:t>
+      </w:r>
+      <w:proofErr w:type="spellEnd"/>
+      <w:r>
+        <w:rPr>
+          <w:sz w:val="24"/>
+          <w:szCs w:val="24"/>
+        </w:rPr>
+        <w:t>("This is parameterized constructor");</w:t>
+      </w:r>
+    </w:p>
+    <w:p>
+      <w:pPr>
+        <w:spacing w:line="240" w:lineRule="auto"/>
+        <w:rPr>
+          <w:sz w:val="24"/>
+          <w:szCs w:val="24"/>
+        </w:rPr>
+      </w:pPr>
+      <w:r>
+        <w:rPr>
+          <w:sz w:val="24"/>
+          <w:szCs w:val="24"/>
+        </w:rPr>
+        <w:t>n1 = x;</w:t>
+      </w:r>
+    </w:p>
+    <w:p>
+      <w:pPr>
+        <w:spacing w:line="240" w:lineRule="auto"/>
+        <w:rPr>
+          <w:sz w:val="24"/>
+          <w:szCs w:val="24"/>
+        </w:rPr>
+      </w:pPr>
+      <w:r>
+        <w:rPr>
+          <w:sz w:val="24"/>
+          <w:szCs w:val="24"/>
+        </w:rPr>
+        <w:t>n2 = y;</w:t>
+      </w:r>
+    </w:p>
+    <w:p>
+      <w:pPr>
+        <w:spacing w:line="240" w:lineRule="auto"/>
+        <w:rPr>
+          <w:sz w:val="24"/>
+          <w:szCs w:val="24"/>
+        </w:rPr>
+      </w:pPr>
+      <w:r>
+        <w:rPr>
+          <w:sz w:val="24"/>
+          <w:szCs w:val="24"/>
+        </w:rPr>
+        <w:t>}</w:t>
+      </w:r>
+    </w:p>
+    <w:p>
+      <w:pPr>
+        <w:spacing w:line="240" w:lineRule="auto"/>
+        <w:rPr>
+          <w:sz w:val="24"/>
+          <w:szCs w:val="24"/>
+        </w:rPr>
+      </w:pPr>
+      <w:r>
+        <w:rPr>
+          <w:sz w:val="24"/>
+          <w:szCs w:val="24"/>
+        </w:rPr>
+        <w:t xml:space="preserve">void </w:t>
+      </w:r>
+      <w:proofErr w:type="spellStart"/>
+      <w:proofErr w:type="gramStart"/>
+      <w:r>
+        <w:rPr>
+          <w:sz w:val="24"/>
+          <w:szCs w:val="24"/>
+        </w:rPr>
+        <w:t>cal</w:t>
+      </w:r>
+      <w:proofErr w:type="spellEnd"/>
+      <w:r>
+        <w:rPr>
+          <w:sz w:val="24"/>
+          <w:szCs w:val="24"/>
+        </w:rPr>
+        <w:t>(</w:t>
+      </w:r>
+      <w:proofErr w:type="gramEnd"/>
+      <w:r>
+        <w:rPr>
+          <w:sz w:val="24"/>
+          <w:szCs w:val="24"/>
+        </w:rPr>
+        <w:t>)</w:t>
+      </w:r>
+    </w:p>
+    <w:p>
+      <w:pPr>
+        <w:spacing w:line="240" w:lineRule="auto"/>
+        <w:rPr>
+          <w:sz w:val="24"/>
+          <w:szCs w:val="24"/>
+        </w:rPr>
+      </w:pPr>
+      <w:r>
+        <w:rPr>
+          <w:sz w:val="24"/>
+          <w:szCs w:val="24"/>
+        </w:rPr>
+        <w:t>{</w:t>
+      </w:r>
+    </w:p>
+    <w:p>
+      <w:pPr>
+        <w:spacing w:line="240" w:lineRule="auto"/>
+        <w:rPr>
+          <w:sz w:val="24"/>
+          <w:szCs w:val="24"/>
+        </w:rPr>
+      </w:pPr>
+      <w:r>
+        <w:rPr>
+          <w:sz w:val="24"/>
+          <w:szCs w:val="24"/>
+        </w:rPr>
+        <w:t>sum = n1 + n2;</w:t>
+      </w:r>
+    </w:p>
+    <w:p>
+      <w:pPr>
+        <w:spacing w:line="240" w:lineRule="auto"/>
+        <w:rPr>
+          <w:sz w:val="24"/>
+          <w:szCs w:val="24"/>
+        </w:rPr>
+      </w:pPr>
+      <w:proofErr w:type="spellStart"/>
+      <w:r>
+        <w:rPr>
+          <w:sz w:val="24"/>
+          <w:szCs w:val="24"/>
+        </w:rPr>
+        <w:t>System.out.println</w:t>
+      </w:r>
+      <w:proofErr w:type="spellEnd"/>
+      <w:r>
+        <w:rPr>
+          <w:sz w:val="24"/>
+          <w:szCs w:val="24"/>
+        </w:rPr>
+        <w:t>("Summation is "+sum);</w:t>
+      </w:r>
+    </w:p>
+    <w:p>
+      <w:pPr>
+        <w:spacing w:line="240" w:lineRule="auto"/>
+        <w:rPr>
+          <w:sz w:val="24"/>
+          <w:szCs w:val="24"/>
+        </w:rPr>
+      </w:pPr>
+      <w:r>
+        <w:rPr>
+          <w:sz w:val="24"/>
+          <w:szCs w:val="24"/>
+        </w:rPr>
+        <w:t>}</w:t>
+      </w:r>
+    </w:p>
+    <w:p>
+      <w:pPr>
+        <w:spacing w:line="240" w:lineRule="auto"/>
+        <w:rPr>
+          <w:sz w:val="24"/>
+          <w:szCs w:val="24"/>
+        </w:rPr>
+      </w:pPr>
+      <w:r>
+        <w:rPr>
+          <w:sz w:val="24"/>
+          <w:szCs w:val="24"/>
+        </w:rPr>
+        <w:t>}</w:t>
+      </w:r>
+    </w:p>
+    <w:p>
+      <w:pPr>
+        <w:spacing w:line="240" w:lineRule="auto"/>
+        <w:rPr>
+          <w:sz w:val="24"/>
+          <w:szCs w:val="24"/>
+        </w:rPr>
+      </w:pPr>
+      <w:r>
+        <w:rPr>
+          <w:sz w:val="24"/>
+          <w:szCs w:val="24"/>
+        </w:rPr>
+        <w:t>class ExCons1</w:t>
+      </w:r>
+    </w:p>
+    <w:p>
+      <w:pPr>
+        <w:spacing w:line="240" w:lineRule="auto"/>
+        <w:rPr>
+          <w:sz w:val="24"/>
+          <w:szCs w:val="24"/>
+        </w:rPr>
+      </w:pPr>
+      <w:r>
+        <w:rPr>
+          <w:sz w:val="24"/>
+          <w:szCs w:val="24"/>
+        </w:rPr>
+        <w:t>{</w:t>
+      </w:r>
+    </w:p>
+    <w:p>
+      <w:pPr>
+        <w:spacing w:line="240" w:lineRule="auto"/>
+        <w:rPr>
+          <w:sz w:val="24"/>
+          <w:szCs w:val="24"/>
+        </w:rPr>
+      </w:pPr>
+      <w:r>
+        <w:rPr>
+          <w:sz w:val="24"/>
+          <w:szCs w:val="24"/>
+        </w:rPr>
+        <w:t xml:space="preserve">public static void </w:t>
+      </w:r>
+      <w:proofErr w:type="gramStart"/>
+      <w:r>
+        <w:rPr>
+          <w:sz w:val="24"/>
+          <w:szCs w:val="24"/>
+        </w:rPr>
+        <w:t>main(</w:t>
+      </w:r>
+      <w:proofErr w:type="gramEnd"/>
+      <w:r>
+        <w:rPr>
+          <w:sz w:val="24"/>
+          <w:szCs w:val="24"/>
+        </w:rPr>
+        <w:t xml:space="preserve">String </w:t>
+      </w:r>
+      <w:proofErr w:type="spellStart"/>
+      <w:r>
+        <w:rPr>
+          <w:sz w:val="24"/>
+          <w:szCs w:val="24"/>
+        </w:rPr>
+        <w:t>args</w:t>
+      </w:r>
+      <w:proofErr w:type="spellEnd"/>
+      <w:r>
+        <w:rPr>
+          <w:sz w:val="24"/>
+          <w:szCs w:val="24"/>
+        </w:rPr>
+        <w:t>[])</w:t>
+      </w:r>
+    </w:p>
+    <w:p>
+      <w:pPr>
+        <w:spacing w:line="240" w:lineRule="auto"/>
+        <w:rPr>
+          <w:sz w:val="24"/>
+          <w:szCs w:val="24"/>
+        </w:rPr>
+      </w:pPr>
+      <w:r>
+        <w:rPr>
+          <w:sz w:val="24"/>
+          <w:szCs w:val="24"/>
+        </w:rPr>
+        <w:t>{</w:t>
+      </w:r>
+    </w:p>
+    <w:p>
+      <w:pPr>
+        <w:spacing w:line="240" w:lineRule="auto"/>
+        <w:rPr>
+          <w:sz w:val="24"/>
+          <w:szCs w:val="24"/>
+        </w:rPr>
+      </w:pPr>
+      <w:proofErr w:type="spellStart"/>
+      <w:r>
+        <w:rPr>
+          <w:sz w:val="24"/>
+          <w:szCs w:val="24"/>
+        </w:rPr>
+        <w:t>ExCons</w:t>
+      </w:r>
+      <w:proofErr w:type="spellEnd"/>
+      <w:r>
+        <w:rPr>
+          <w:sz w:val="24"/>
+          <w:szCs w:val="24"/>
+        </w:rPr>
+        <w:t xml:space="preserve"> obj = new </w:t>
+      </w:r>
+      <w:proofErr w:type="spellStart"/>
+      <w:proofErr w:type="gramStart"/>
+      <w:r>
+        <w:rPr>
+          <w:sz w:val="24"/>
+          <w:szCs w:val="24"/>
+        </w:rPr>
+        <w:t>ExCons</w:t>
+      </w:r>
+      <w:proofErr w:type="spellEnd"/>
+      <w:r>
+        <w:rPr>
+          <w:sz w:val="24"/>
+          <w:szCs w:val="24"/>
+        </w:rPr>
+        <w:t>(</w:t>
+      </w:r>
+      <w:proofErr w:type="gramEnd"/>
+      <w:r>
+        <w:rPr>
+          <w:sz w:val="24"/>
+          <w:szCs w:val="24"/>
+        </w:rPr>
+        <w:t>10,20);</w:t>
+      </w:r>
+    </w:p>
+    <w:p>
+      <w:pPr>
+        <w:spacing w:line="240" w:lineRule="auto"/>
+        <w:rPr>
+          <w:sz w:val="24"/>
+          <w:szCs w:val="24"/>
+        </w:rPr>
+      </w:pPr>
+      <w:proofErr w:type="spellStart"/>
+      <w:proofErr w:type="gramStart"/>
+      <w:r>
+        <w:rPr>
+          <w:sz w:val="24"/>
+          <w:szCs w:val="24"/>
+        </w:rPr>
+        <w:t>obj.cal</w:t>
+      </w:r>
+      <w:proofErr w:type="spellEnd"/>
+      <w:r>
+        <w:rPr>
+          <w:sz w:val="24"/>
+          <w:szCs w:val="24"/>
+        </w:rPr>
+        <w:t>(</w:t>
+      </w:r>
+      <w:proofErr w:type="gramEnd"/>
+      <w:r>
+        <w:rPr>
+          <w:sz w:val="24"/>
+          <w:szCs w:val="24"/>
+        </w:rPr>
+        <w:t>);</w:t>
+      </w:r>
+    </w:p>
+    <w:p>
+      <w:pPr>
+        <w:spacing w:line="240" w:lineRule="auto"/>
+        <w:rPr>
+          <w:sz w:val="24"/>
+          <w:szCs w:val="24"/>
+        </w:rPr>
+      </w:pPr>
+      <w:r>
+        <w:rPr>
+          <w:sz w:val="24"/>
+          <w:szCs w:val="24"/>
+        </w:rPr>
+        <w:t>}</w:t>
+      </w:r>
+    </w:p>
+    <w:p>
+      <w:pPr>
+        <w:spacing w:line="240" w:lineRule="auto"/>
+        <w:rPr>
+          <w:sz w:val="24"/>
+          <w:szCs w:val="24"/>
+        </w:rPr>
+      </w:pPr>
+      <w:r>
+        <w:rPr>
+          <w:sz w:val="24"/>
+          <w:szCs w:val="24"/>
+        </w:rPr>
+        <w:t>}</w:t>
+      </w:r>
+    </w:p>
+    <w:p>
+      <w:pPr>
+        <w:spacing w:line="240" w:lineRule="auto"/>
+        <w:rPr>
+          <w:sz w:val="20"/>
+          <w:szCs w:val="20"/>
+        </w:rPr>
+      </w:pPr>
+    </w:p>
     <w:sectPr>
       <w:pgSz w:w="12240" w:h="15840"/>
-      <w:pgMar w:top="1440" w:right="1440" w:bottom="1440" w:left="1440" w:header="720" w:footer="720" w:gutter="0"/>
+      <w:pgMar w:top="1440" w:right="1080" w:bottom="1440" w:left="1080" w:header="720" w:footer="720" w:gutter="0"/>
       <w:cols w:space="720"/>
       <w:docGrid w:linePitch="360"/>
     </w:sectPr>
